--- a/docs/team-guide/Vol-3-Server-and-Data.docx
+++ b/docs/team-guide/Vol-3-Server-and-Data.docx
@@ -9,7 +9,7 @@
           <w:rFonts w:eastAsia="Times New Roman"/>
         </w:rPr>
       </w:pPr>
-      <w:bookmarkStart w:id="0" w:name="_Toc239168775"/>
+      <w:bookmarkStart w:id="0" w:name="_Toc239543388"/>
       <w:r>
         <w:rPr>
           <w:rFonts w:eastAsia="Times New Roman"/>
@@ -49,7 +49,7 @@
         <w:rPr>
           <w:rStyle w:val="HTMLCode"/>
         </w:rPr>
-        <w:t>57e6261</w:t>
+        <w:t>eca7dee</w:t>
       </w:r>
       <w:r>
         <w:rPr>
@@ -67,13 +67,13 @@
         <w:rPr>
           <w:rFonts w:ascii="Segoe UI" w:hAnsi="Segoe UI" w:cs="Segoe UI"/>
         </w:rPr>
-        <w:t xml:space="preserve">  ·  written 1 September 2026  ·  Volume 3 of 5</w:t>
+        <w:t xml:space="preserve">  ·  written 1 September 2026, revised 5 September 2026  ·  Volume 3 of 5</w:t>
       </w:r>
     </w:p>
     <w:p>
       <w:pPr>
         <w:shd w:val="clear" w:color="auto" w:fill="F7F9FC"/>
-        <w:divId w:val="521477194"/>
+        <w:divId w:val="1304000536"/>
         <w:rPr>
           <w:rFonts w:ascii="Segoe UI" w:eastAsia="Times New Roman" w:hAnsi="Segoe UI" w:cs="Segoe UI"/>
           <w:color w:val="1A1A1A"/>
@@ -103,7 +103,16 @@
           <w:sz w:val="20"/>
           <w:szCs w:val="20"/>
         </w:rPr>
-        <w:t xml:space="preserve"> (4,806 lines), plus </w:t>
+        <w:t xml:space="preserve"> </w:t>
+      </w:r>
+      <w:r>
+        <w:rPr>
+          <w:rFonts w:ascii="Segoe UI" w:eastAsia="Times New Roman" w:hAnsi="Segoe UI" w:cs="Segoe UI"/>
+          <w:color w:val="1A1A1A"/>
+          <w:sz w:val="20"/>
+          <w:szCs w:val="20"/>
+        </w:rPr>
+        <w:t xml:space="preserve">(4,909 lines), plus </w:t>
       </w:r>
       <w:r>
         <w:rPr>
@@ -263,7 +272,7 @@
         <w:rPr>
           <w:noProof/>
         </w:rPr>
-        <w:instrText xml:space="preserve"> PAGEREF _Toc239168775 \h </w:instrText>
+        <w:instrText xml:space="preserve"> PAGEREF _Toc239543388 \h </w:instrText>
       </w:r>
       <w:r>
         <w:rPr>
@@ -325,7 +334,7 @@
         <w:rPr>
           <w:noProof/>
         </w:rPr>
-        <w:instrText xml:space="preserve"> PAGEREF _Toc239168776 \h </w:instrText>
+        <w:instrText xml:space="preserve"> PAGEREF _Toc239543389 \h </w:instrText>
       </w:r>
       <w:r>
         <w:rPr>
@@ -387,7 +396,7 @@
         <w:rPr>
           <w:noProof/>
         </w:rPr>
-        <w:instrText xml:space="preserve"> PAGEREF _Toc239168777 \h </w:instrText>
+        <w:instrText xml:space="preserve"> PAGEREF _Toc239543390 \h </w:instrText>
       </w:r>
       <w:r>
         <w:rPr>
@@ -449,7 +458,7 @@
         <w:rPr>
           <w:noProof/>
         </w:rPr>
-        <w:instrText xml:space="preserve"> PAGEREF _Toc239168778 \h </w:instrText>
+        <w:instrText xml:space="preserve"> PAGEREF _Toc239543391 \h </w:instrText>
       </w:r>
       <w:r>
         <w:rPr>
@@ -511,7 +520,7 @@
         <w:rPr>
           <w:noProof/>
         </w:rPr>
-        <w:instrText xml:space="preserve"> PAGEREF _Toc239168779 \h </w:instrText>
+        <w:instrText xml:space="preserve"> PAGEREF _Toc239543392 \h </w:instrText>
       </w:r>
       <w:r>
         <w:rPr>
@@ -573,7 +582,7 @@
         <w:rPr>
           <w:noProof/>
         </w:rPr>
-        <w:instrText xml:space="preserve"> PAGEREF _Toc239168780 \h </w:instrText>
+        <w:instrText xml:space="preserve"> PAGEREF _Toc239543393 \h </w:instrText>
       </w:r>
       <w:r>
         <w:rPr>
@@ -635,7 +644,7 @@
         <w:rPr>
           <w:noProof/>
         </w:rPr>
-        <w:instrText xml:space="preserve"> PAGEREF _Toc239168781 \h </w:instrText>
+        <w:instrText xml:space="preserve"> PAGEREF _Toc239543394 \h </w:instrText>
       </w:r>
       <w:r>
         <w:rPr>
@@ -697,7 +706,7 @@
         <w:rPr>
           <w:noProof/>
         </w:rPr>
-        <w:instrText xml:space="preserve"> PAGEREF _Toc239168782 \h </w:instrText>
+        <w:instrText xml:space="preserve"> PAGEREF _Toc239543395 \h </w:instrText>
       </w:r>
       <w:r>
         <w:rPr>
@@ -767,7 +776,7 @@
         <w:rPr>
           <w:noProof/>
         </w:rPr>
-        <w:instrText xml:space="preserve"> PAGEREF _Toc239168783 \h </w:instrText>
+        <w:instrText xml:space="preserve"> PAGEREF _Toc239543396 \h </w:instrText>
       </w:r>
       <w:r>
         <w:rPr>
@@ -844,7 +853,7 @@
         <w:rPr>
           <w:noProof/>
         </w:rPr>
-        <w:instrText xml:space="preserve"> PAGEREF _Toc239168784 \h </w:instrText>
+        <w:instrText xml:space="preserve"> PAGEREF _Toc239543397 \h </w:instrText>
       </w:r>
       <w:r>
         <w:rPr>
@@ -906,7 +915,7 @@
         <w:rPr>
           <w:noProof/>
         </w:rPr>
-        <w:instrText xml:space="preserve"> PAGEREF _Toc239168785 \h </w:instrText>
+        <w:instrText xml:space="preserve"> PAGEREF _Toc239543398 \h </w:instrText>
       </w:r>
       <w:r>
         <w:rPr>
@@ -968,7 +977,7 @@
         <w:rPr>
           <w:noProof/>
         </w:rPr>
-        <w:instrText xml:space="preserve"> PAGEREF _Toc239168786 \h </w:instrText>
+        <w:instrText xml:space="preserve"> PAGEREF _Toc239543399 \h </w:instrText>
       </w:r>
       <w:r>
         <w:rPr>
@@ -1030,7 +1039,7 @@
         <w:rPr>
           <w:noProof/>
         </w:rPr>
-        <w:instrText xml:space="preserve"> PAGEREF _Toc239168787 \h </w:instrText>
+        <w:instrText xml:space="preserve"> PAGEREF _Toc239543400 \h </w:instrText>
       </w:r>
       <w:r>
         <w:rPr>
@@ -1092,7 +1101,7 @@
         <w:rPr>
           <w:noProof/>
         </w:rPr>
-        <w:instrText xml:space="preserve"> PAGEREF _Toc239168788 \h </w:instrText>
+        <w:instrText xml:space="preserve"> PAGEREF _Toc239543401 \h </w:instrText>
       </w:r>
       <w:r>
         <w:rPr>
@@ -1154,7 +1163,7 @@
         <w:rPr>
           <w:noProof/>
         </w:rPr>
-        <w:instrText xml:space="preserve"> PAGEREF _Toc239168789 \h </w:instrText>
+        <w:instrText xml:space="preserve"> PAGEREF _Toc239543402 \h </w:instrText>
       </w:r>
       <w:r>
         <w:rPr>
@@ -1216,7 +1225,7 @@
         <w:rPr>
           <w:noProof/>
         </w:rPr>
-        <w:instrText xml:space="preserve"> PAGEREF _Toc239168790 \h </w:instrText>
+        <w:instrText xml:space="preserve"> PAGEREF _Toc239543403 \h </w:instrText>
       </w:r>
       <w:r>
         <w:rPr>
@@ -1278,7 +1287,7 @@
         <w:rPr>
           <w:noProof/>
         </w:rPr>
-        <w:instrText xml:space="preserve"> PAGEREF _Toc239168791 \h </w:instrText>
+        <w:instrText xml:space="preserve"> PAGEREF _Toc239543404 \h </w:instrText>
       </w:r>
       <w:r>
         <w:rPr>
@@ -1340,7 +1349,7 @@
         <w:rPr>
           <w:noProof/>
         </w:rPr>
-        <w:instrText xml:space="preserve"> PAGEREF _Toc239168792 \h </w:instrText>
+        <w:instrText xml:space="preserve"> PAGEREF _Toc239543405 \h </w:instrText>
       </w:r>
       <w:r>
         <w:rPr>
@@ -1402,7 +1411,7 @@
         <w:rPr>
           <w:noProof/>
         </w:rPr>
-        <w:instrText xml:space="preserve"> PAGEREF _Toc239168793 \h </w:instrText>
+        <w:instrText xml:space="preserve"> PAGEREF _Toc239543406 \h </w:instrText>
       </w:r>
       <w:r>
         <w:rPr>
@@ -1464,7 +1473,7 @@
         <w:rPr>
           <w:noProof/>
         </w:rPr>
-        <w:instrText xml:space="preserve"> PAGEREF _Toc239168794 \h </w:instrText>
+        <w:instrText xml:space="preserve"> PAGEREF _Toc239543407 \h </w:instrText>
       </w:r>
       <w:r>
         <w:rPr>
@@ -1526,7 +1535,7 @@
         <w:rPr>
           <w:noProof/>
         </w:rPr>
-        <w:instrText xml:space="preserve"> PAGEREF _Toc239168795 \h </w:instrText>
+        <w:instrText xml:space="preserve"> PAGEREF _Toc239543408 \h </w:instrText>
       </w:r>
       <w:r>
         <w:rPr>
@@ -1603,7 +1612,7 @@
         <w:rPr>
           <w:noProof/>
         </w:rPr>
-        <w:instrText xml:space="preserve"> PAGEREF _Toc239168796 \h </w:instrText>
+        <w:instrText xml:space="preserve"> PAGEREF _Toc239543409 \h </w:instrText>
       </w:r>
       <w:r>
         <w:rPr>
@@ -1665,7 +1674,7 @@
         <w:rPr>
           <w:noProof/>
         </w:rPr>
-        <w:instrText xml:space="preserve"> PAGEREF _Toc239168797 \h </w:instrText>
+        <w:instrText xml:space="preserve"> PAGEREF _Toc239543410 \h </w:instrText>
       </w:r>
       <w:r>
         <w:rPr>
@@ -1718,7 +1727,7 @@
           <w:rFonts w:eastAsia="Times New Roman"/>
         </w:rPr>
       </w:pPr>
-      <w:bookmarkStart w:id="1" w:name="_Toc239168776"/>
+      <w:bookmarkStart w:id="1" w:name="_Toc239543389"/>
       <w:r>
         <w:rPr>
           <w:rFonts w:eastAsia="Times New Roman"/>
@@ -2267,7 +2276,7 @@
           <w:rFonts w:eastAsia="Times New Roman"/>
         </w:rPr>
       </w:pPr>
-      <w:bookmarkStart w:id="2" w:name="_Toc239168777"/>
+      <w:bookmarkStart w:id="2" w:name="_Toc239543390"/>
       <w:r>
         <w:rPr>
           <w:rFonts w:eastAsia="Times New Roman"/>
@@ -2375,7 +2384,7 @@
           <w:rFonts w:eastAsia="Times New Roman"/>
         </w:rPr>
       </w:pPr>
-      <w:bookmarkStart w:id="3" w:name="_Toc239168778"/>
+      <w:bookmarkStart w:id="3" w:name="_Toc239543391"/>
       <w:r>
         <w:rPr>
           <w:rFonts w:eastAsia="Times New Roman"/>
@@ -3025,7 +3034,7 @@
     <w:p>
       <w:pPr>
         <w:shd w:val="clear" w:color="auto" w:fill="FFF8E8"/>
-        <w:divId w:val="392124998"/>
+        <w:divId w:val="407071060"/>
         <w:rPr>
           <w:rFonts w:ascii="Segoe UI" w:eastAsia="Times New Roman" w:hAnsi="Segoe UI" w:cs="Segoe UI"/>
           <w:color w:val="1A1A1A"/>
@@ -3165,7 +3174,7 @@
           <w:rFonts w:eastAsia="Times New Roman"/>
         </w:rPr>
       </w:pPr>
-      <w:bookmarkStart w:id="4" w:name="_Toc239168779"/>
+      <w:bookmarkStart w:id="4" w:name="_Toc239543392"/>
       <w:r>
         <w:rPr>
           <w:rFonts w:eastAsia="Times New Roman"/>
@@ -5251,7 +5260,7 @@
     <w:p>
       <w:pPr>
         <w:shd w:val="clear" w:color="auto" w:fill="F7F9FC"/>
-        <w:divId w:val="1104687515"/>
+        <w:divId w:val="68041936"/>
         <w:rPr>
           <w:rFonts w:ascii="Segoe UI" w:eastAsia="Times New Roman" w:hAnsi="Segoe UI" w:cs="Segoe UI"/>
           <w:color w:val="1A1A1A"/>
@@ -5288,7 +5297,7 @@
         </w:numPr>
         <w:shd w:val="clear" w:color="auto" w:fill="F7F9FC"/>
         <w:spacing w:after="80"/>
-        <w:divId w:val="1104687515"/>
+        <w:divId w:val="68041936"/>
         <w:rPr>
           <w:rFonts w:ascii="Segoe UI" w:eastAsia="Times New Roman" w:hAnsi="Segoe UI" w:cs="Segoe UI"/>
           <w:color w:val="1A1A1A"/>
@@ -5320,7 +5329,7 @@
         </w:numPr>
         <w:shd w:val="clear" w:color="auto" w:fill="F7F9FC"/>
         <w:spacing w:after="80"/>
-        <w:divId w:val="1104687515"/>
+        <w:divId w:val="68041936"/>
         <w:rPr>
           <w:rFonts w:ascii="Segoe UI" w:eastAsia="Times New Roman" w:hAnsi="Segoe UI" w:cs="Segoe UI"/>
           <w:color w:val="1A1A1A"/>
@@ -5392,7 +5401,7 @@
         </w:numPr>
         <w:shd w:val="clear" w:color="auto" w:fill="F7F9FC"/>
         <w:spacing w:after="80"/>
-        <w:divId w:val="1104687515"/>
+        <w:divId w:val="68041936"/>
         <w:rPr>
           <w:rFonts w:ascii="Segoe UI" w:eastAsia="Times New Roman" w:hAnsi="Segoe UI" w:cs="Segoe UI"/>
           <w:color w:val="1A1A1A"/>
@@ -5464,7 +5473,7 @@
         </w:numPr>
         <w:shd w:val="clear" w:color="auto" w:fill="F7F9FC"/>
         <w:spacing w:after="80"/>
-        <w:divId w:val="1104687515"/>
+        <w:divId w:val="68041936"/>
         <w:rPr>
           <w:rFonts w:ascii="Segoe UI" w:eastAsia="Times New Roman" w:hAnsi="Segoe UI" w:cs="Segoe UI"/>
           <w:color w:val="1A1A1A"/>
@@ -5531,7 +5540,7 @@
     <w:p>
       <w:pPr>
         <w:shd w:val="clear" w:color="auto" w:fill="F7F9FC"/>
-        <w:divId w:val="1104687515"/>
+        <w:divId w:val="68041936"/>
         <w:rPr>
           <w:rFonts w:ascii="Segoe UI" w:eastAsia="Times New Roman" w:hAnsi="Segoe UI" w:cs="Segoe UI"/>
           <w:color w:val="1A1A1A"/>
@@ -5576,7 +5585,7 @@
           <w:rFonts w:eastAsia="Times New Roman"/>
         </w:rPr>
       </w:pPr>
-      <w:bookmarkStart w:id="5" w:name="_Toc239168780"/>
+      <w:bookmarkStart w:id="5" w:name="_Toc239543393"/>
       <w:r>
         <w:rPr>
           <w:rFonts w:eastAsia="Times New Roman"/>
@@ -5973,7 +5982,7 @@
     <w:p>
       <w:pPr>
         <w:shd w:val="clear" w:color="auto" w:fill="FFF4F4"/>
-        <w:divId w:val="1512643221"/>
+        <w:divId w:val="1721592610"/>
         <w:rPr>
           <w:rFonts w:ascii="Segoe UI" w:eastAsia="Times New Roman" w:hAnsi="Segoe UI" w:cs="Segoe UI"/>
           <w:color w:val="1A1A1A"/>
@@ -6195,7 +6204,7 @@
           <w:rFonts w:eastAsia="Times New Roman"/>
         </w:rPr>
       </w:pPr>
-      <w:bookmarkStart w:id="6" w:name="_Toc239168781"/>
+      <w:bookmarkStart w:id="6" w:name="_Toc239543394"/>
       <w:r>
         <w:rPr>
           <w:rFonts w:eastAsia="Times New Roman"/>
@@ -6223,7 +6232,7 @@
           <w:szCs w:val="22"/>
         </w:rPr>
         <w:drawing>
-          <wp:inline distT="0" distB="0" distL="0" distR="0" wp14:anchorId="2461F732" wp14:editId="2CAEE372">
+          <wp:inline distT="0" distB="0" distL="0" distR="0" wp14:anchorId="6C52052D" wp14:editId="4E986297">
             <wp:extent cx="5969000" cy="4775200"/>
             <wp:effectExtent l="0" t="0" r="0" b="6350"/>
             <wp:docPr id="1" name="Picture 1"/>
@@ -6294,7 +6303,7 @@
           <w:rFonts w:eastAsia="Times New Roman"/>
         </w:rPr>
       </w:pPr>
-      <w:bookmarkStart w:id="7" w:name="_Toc239168782"/>
+      <w:bookmarkStart w:id="7" w:name="_Toc239543395"/>
       <w:r>
         <w:rPr>
           <w:rFonts w:eastAsia="Times New Roman"/>
@@ -6471,7 +6480,7 @@
     <w:p>
       <w:pPr>
         <w:shd w:val="clear" w:color="auto" w:fill="F7F9FC"/>
-        <w:divId w:val="1354843661"/>
+        <w:divId w:val="1722171050"/>
         <w:rPr>
           <w:rFonts w:ascii="Segoe UI" w:eastAsia="Times New Roman" w:hAnsi="Segoe UI" w:cs="Segoe UI"/>
           <w:color w:val="1A1A1A"/>
@@ -6562,7 +6571,7 @@
     <w:p>
       <w:pPr>
         <w:shd w:val="clear" w:color="auto" w:fill="FFF8E8"/>
-        <w:divId w:val="66153553"/>
+        <w:divId w:val="751662760"/>
         <w:rPr>
           <w:rFonts w:ascii="Segoe UI" w:eastAsia="Times New Roman" w:hAnsi="Segoe UI" w:cs="Segoe UI"/>
           <w:color w:val="1A1A1A"/>
@@ -6613,7 +6622,7 @@
           <w:rFonts w:eastAsia="Times New Roman"/>
         </w:rPr>
       </w:pPr>
-      <w:bookmarkStart w:id="8" w:name="_Toc239168783"/>
+      <w:bookmarkStart w:id="8" w:name="_Toc239543396"/>
       <w:r>
         <w:rPr>
           <w:rFonts w:eastAsia="Times New Roman"/>
@@ -6651,7 +6660,7 @@
     <w:p>
       <w:pPr>
         <w:shd w:val="clear" w:color="auto" w:fill="F7F9FC"/>
-        <w:divId w:val="2064283289"/>
+        <w:divId w:val="1229531354"/>
         <w:rPr>
           <w:rFonts w:ascii="Segoe UI" w:eastAsia="Times New Roman" w:hAnsi="Segoe UI" w:cs="Segoe UI"/>
           <w:color w:val="1A1A1A"/>
@@ -6746,7 +6755,7 @@
           <w:rFonts w:eastAsia="Times New Roman"/>
         </w:rPr>
       </w:pPr>
-      <w:bookmarkStart w:id="9" w:name="_Toc239168784"/>
+      <w:bookmarkStart w:id="9" w:name="_Toc239543397"/>
       <w:r>
         <w:rPr>
           <w:rFonts w:eastAsia="Times New Roman"/>
@@ -6868,7 +6877,7 @@
     <w:p>
       <w:pPr>
         <w:shd w:val="clear" w:color="auto" w:fill="FFF4F4"/>
-        <w:divId w:val="2075229514"/>
+        <w:divId w:val="1055929746"/>
         <w:rPr>
           <w:rFonts w:ascii="Segoe UI" w:eastAsia="Times New Roman" w:hAnsi="Segoe UI" w:cs="Segoe UI"/>
           <w:color w:val="1A1A1A"/>
@@ -7022,7 +7031,7 @@
           <w:rFonts w:eastAsia="Times New Roman"/>
         </w:rPr>
       </w:pPr>
-      <w:bookmarkStart w:id="10" w:name="_Toc239168785"/>
+      <w:bookmarkStart w:id="10" w:name="_Toc239543398"/>
       <w:r>
         <w:rPr>
           <w:rFonts w:eastAsia="Times New Roman"/>
@@ -7195,7 +7204,7 @@
     <w:p>
       <w:pPr>
         <w:shd w:val="clear" w:color="auto" w:fill="FFF8E8"/>
-        <w:divId w:val="1144665027"/>
+        <w:divId w:val="1259365472"/>
         <w:rPr>
           <w:rFonts w:ascii="Segoe UI" w:eastAsia="Times New Roman" w:hAnsi="Segoe UI" w:cs="Segoe UI"/>
           <w:color w:val="1A1A1A"/>
@@ -7329,7 +7338,7 @@
           <w:rFonts w:eastAsia="Times New Roman"/>
         </w:rPr>
       </w:pPr>
-      <w:bookmarkStart w:id="11" w:name="_Toc239168786"/>
+      <w:bookmarkStart w:id="11" w:name="_Toc239543399"/>
       <w:r>
         <w:rPr>
           <w:rFonts w:eastAsia="Times New Roman"/>
@@ -7498,7 +7507,7 @@
     <w:p>
       <w:pPr>
         <w:shd w:val="clear" w:color="auto" w:fill="FFF4F4"/>
-        <w:divId w:val="505172739"/>
+        <w:divId w:val="798954816"/>
         <w:rPr>
           <w:rFonts w:ascii="Segoe UI" w:eastAsia="Times New Roman" w:hAnsi="Segoe UI" w:cs="Segoe UI"/>
           <w:color w:val="1A1A1A"/>
@@ -7664,7 +7673,7 @@
           <w:rFonts w:eastAsia="Times New Roman"/>
         </w:rPr>
       </w:pPr>
-      <w:bookmarkStart w:id="12" w:name="_Toc239168787"/>
+      <w:bookmarkStart w:id="12" w:name="_Toc239543400"/>
       <w:r>
         <w:rPr>
           <w:rFonts w:eastAsia="Times New Roman"/>
@@ -7790,7 +7799,7 @@
     <w:p>
       <w:pPr>
         <w:shd w:val="clear" w:color="auto" w:fill="FFF8E8"/>
-        <w:divId w:val="1259287011"/>
+        <w:divId w:val="1379864526"/>
         <w:rPr>
           <w:rFonts w:ascii="Segoe UI" w:eastAsia="Times New Roman" w:hAnsi="Segoe UI" w:cs="Segoe UI"/>
           <w:color w:val="1A1A1A"/>
@@ -7925,7 +7934,7 @@
           <w:rFonts w:eastAsia="Times New Roman"/>
         </w:rPr>
       </w:pPr>
-      <w:bookmarkStart w:id="13" w:name="_Toc239168788"/>
+      <w:bookmarkStart w:id="13" w:name="_Toc239543401"/>
       <w:r>
         <w:rPr>
           <w:rFonts w:eastAsia="Times New Roman"/>
@@ -7945,7 +7954,7 @@
         <w:rPr>
           <w:rFonts w:cs="Segoe UI"/>
         </w:rPr>
-        <w:t>src/db.ts — 350 lines</w:t>
+        <w:t>src/db.ts — 348 lines</w:t>
       </w:r>
     </w:p>
     <w:p>
@@ -8014,7 +8023,7 @@
           <w:rFonts w:eastAsia="Times New Roman"/>
         </w:rPr>
       </w:pPr>
-      <w:bookmarkStart w:id="14" w:name="_Toc239168789"/>
+      <w:bookmarkStart w:id="14" w:name="_Toc239543402"/>
       <w:r>
         <w:rPr>
           <w:rFonts w:eastAsia="Times New Roman"/>
@@ -9871,7 +9880,7 @@
     <w:p>
       <w:pPr>
         <w:shd w:val="clear" w:color="auto" w:fill="FFF4F4"/>
-        <w:divId w:val="473378249"/>
+        <w:divId w:val="2005812933"/>
         <w:rPr>
           <w:rFonts w:ascii="Segoe UI" w:eastAsia="Times New Roman" w:hAnsi="Segoe UI" w:cs="Segoe UI"/>
           <w:color w:val="1A1A1A"/>
@@ -10154,7 +10163,7 @@
           <w:rFonts w:eastAsia="Times New Roman"/>
         </w:rPr>
       </w:pPr>
-      <w:bookmarkStart w:id="15" w:name="_Toc239168790"/>
+      <w:bookmarkStart w:id="15" w:name="_Toc239543403"/>
       <w:r>
         <w:rPr>
           <w:rFonts w:eastAsia="Times New Roman"/>
@@ -10201,7 +10210,7 @@
     <w:p>
       <w:pPr>
         <w:shd w:val="clear" w:color="auto" w:fill="FFF8E8"/>
-        <w:divId w:val="371929738"/>
+        <w:divId w:val="380638848"/>
         <w:rPr>
           <w:rFonts w:ascii="Segoe UI" w:eastAsia="Times New Roman" w:hAnsi="Segoe UI" w:cs="Segoe UI"/>
           <w:color w:val="1A1A1A"/>
@@ -10292,7 +10301,7 @@
           <w:rFonts w:eastAsia="Times New Roman"/>
         </w:rPr>
       </w:pPr>
-      <w:bookmarkStart w:id="16" w:name="_Toc239168791"/>
+      <w:bookmarkStart w:id="16" w:name="_Toc239543404"/>
       <w:r>
         <w:rPr>
           <w:rFonts w:eastAsia="Times New Roman"/>
@@ -10560,7 +10569,7 @@
     <w:p>
       <w:pPr>
         <w:shd w:val="clear" w:color="auto" w:fill="F7F9FC"/>
-        <w:divId w:val="1999920217"/>
+        <w:divId w:val="1283265504"/>
         <w:rPr>
           <w:rFonts w:ascii="Segoe UI" w:eastAsia="Times New Roman" w:hAnsi="Segoe UI" w:cs="Segoe UI"/>
           <w:color w:val="1A1A1A"/>
@@ -10592,7 +10601,7 @@
     <w:p>
       <w:pPr>
         <w:pStyle w:val="HTMLPreformatted"/>
-        <w:divId w:val="1999920217"/>
+        <w:divId w:val="1283265504"/>
         <w:rPr>
           <w:color w:val="1A1A1A"/>
         </w:rPr>
@@ -10607,7 +10616,7 @@
     <w:p>
       <w:pPr>
         <w:pStyle w:val="HTMLPreformatted"/>
-        <w:divId w:val="1999920217"/>
+        <w:divId w:val="1283265504"/>
         <w:rPr>
           <w:color w:val="1A1A1A"/>
         </w:rPr>
@@ -10622,7 +10631,7 @@
     <w:p>
       <w:pPr>
         <w:shd w:val="clear" w:color="auto" w:fill="F7F9FC"/>
-        <w:divId w:val="1999920217"/>
+        <w:divId w:val="1283265504"/>
         <w:rPr>
           <w:rFonts w:ascii="Segoe UI" w:eastAsia="Times New Roman" w:hAnsi="Segoe UI" w:cs="Segoe UI"/>
           <w:color w:val="1A1A1A"/>
@@ -10667,7 +10676,7 @@
           <w:rFonts w:eastAsia="Times New Roman"/>
         </w:rPr>
       </w:pPr>
-      <w:bookmarkStart w:id="17" w:name="_Toc239168792"/>
+      <w:bookmarkStart w:id="17" w:name="_Toc239543405"/>
       <w:r>
         <w:rPr>
           <w:rFonts w:eastAsia="Times New Roman"/>
@@ -10844,7 +10853,7 @@
     <w:p>
       <w:pPr>
         <w:shd w:val="clear" w:color="auto" w:fill="FFF4F4"/>
-        <w:divId w:val="1979139081"/>
+        <w:divId w:val="294679960"/>
         <w:rPr>
           <w:rFonts w:ascii="Segoe UI" w:eastAsia="Times New Roman" w:hAnsi="Segoe UI" w:cs="Segoe UI"/>
           <w:color w:val="1A1A1A"/>
@@ -11072,7 +11081,7 @@
     <w:p>
       <w:pPr>
         <w:shd w:val="clear" w:color="auto" w:fill="FFF8E8"/>
-        <w:divId w:val="543374456"/>
+        <w:divId w:val="1683122248"/>
         <w:rPr>
           <w:rFonts w:ascii="Segoe UI" w:eastAsia="Times New Roman" w:hAnsi="Segoe UI" w:cs="Segoe UI"/>
           <w:color w:val="1A1A1A"/>
@@ -11123,7 +11132,7 @@
           <w:rFonts w:eastAsia="Times New Roman"/>
         </w:rPr>
       </w:pPr>
-      <w:bookmarkStart w:id="18" w:name="_Toc239168793"/>
+      <w:bookmarkStart w:id="18" w:name="_Toc239543406"/>
       <w:r>
         <w:rPr>
           <w:rFonts w:eastAsia="Times New Roman"/>
@@ -11275,7 +11284,7 @@
     <w:p>
       <w:pPr>
         <w:shd w:val="clear" w:color="auto" w:fill="F7F9FC"/>
-        <w:divId w:val="1754275254"/>
+        <w:divId w:val="878124764"/>
         <w:rPr>
           <w:rFonts w:ascii="Segoe UI" w:eastAsia="Times New Roman" w:hAnsi="Segoe UI" w:cs="Segoe UI"/>
           <w:color w:val="1A1A1A"/>
@@ -11422,7 +11431,7 @@
     <w:p>
       <w:pPr>
         <w:shd w:val="clear" w:color="auto" w:fill="FFF8E8"/>
-        <w:divId w:val="1623267743"/>
+        <w:divId w:val="2075540869"/>
         <w:rPr>
           <w:rFonts w:ascii="Segoe UI" w:eastAsia="Times New Roman" w:hAnsi="Segoe UI" w:cs="Segoe UI"/>
           <w:color w:val="1A1A1A"/>
@@ -11492,7 +11501,7 @@
     <w:p>
       <w:pPr>
         <w:shd w:val="clear" w:color="auto" w:fill="FFF4F4"/>
-        <w:divId w:val="1884167991"/>
+        <w:divId w:val="539169241"/>
         <w:rPr>
           <w:rFonts w:ascii="Segoe UI" w:eastAsia="Times New Roman" w:hAnsi="Segoe UI" w:cs="Segoe UI"/>
           <w:color w:val="1A1A1A"/>
@@ -11627,7 +11636,7 @@
           <w:rFonts w:eastAsia="Times New Roman"/>
         </w:rPr>
       </w:pPr>
-      <w:bookmarkStart w:id="19" w:name="_Toc239168794"/>
+      <w:bookmarkStart w:id="19" w:name="_Toc239543407"/>
       <w:r>
         <w:rPr>
           <w:rFonts w:eastAsia="Times New Roman"/>
@@ -13364,7 +13373,7 @@
           <w:rFonts w:eastAsia="Times New Roman"/>
         </w:rPr>
       </w:pPr>
-      <w:bookmarkStart w:id="20" w:name="_Toc239168795"/>
+      <w:bookmarkStart w:id="20" w:name="_Toc239543408"/>
       <w:r>
         <w:rPr>
           <w:rFonts w:eastAsia="Times New Roman"/>
@@ -13431,7 +13440,7 @@
     <w:p>
       <w:pPr>
         <w:shd w:val="clear" w:color="auto" w:fill="F7F9FC"/>
-        <w:divId w:val="234972743"/>
+        <w:divId w:val="1167745371"/>
         <w:rPr>
           <w:rFonts w:ascii="Segoe UI" w:eastAsia="Times New Roman" w:hAnsi="Segoe UI" w:cs="Segoe UI"/>
           <w:color w:val="1A1A1A"/>
@@ -13570,7 +13579,7 @@
           <w:rFonts w:eastAsia="Times New Roman"/>
         </w:rPr>
       </w:pPr>
-      <w:bookmarkStart w:id="21" w:name="_Toc239168796"/>
+      <w:bookmarkStart w:id="21" w:name="_Toc239543409"/>
       <w:r>
         <w:rPr>
           <w:rFonts w:eastAsia="Times New Roman"/>
@@ -13640,7 +13649,7 @@
     <w:p>
       <w:pPr>
         <w:shd w:val="clear" w:color="auto" w:fill="FFF8E8"/>
-        <w:divId w:val="1741519971"/>
+        <w:divId w:val="306672104"/>
         <w:rPr>
           <w:rFonts w:ascii="Segoe UI" w:eastAsia="Times New Roman" w:hAnsi="Segoe UI" w:cs="Segoe UI"/>
           <w:color w:val="1A1A1A"/>
@@ -13672,7 +13681,7 @@
     <w:p>
       <w:pPr>
         <w:pStyle w:val="HTMLPreformatted"/>
-        <w:divId w:val="1741519971"/>
+        <w:divId w:val="306672104"/>
         <w:rPr>
           <w:color w:val="1A1A1A"/>
         </w:rPr>
@@ -13687,7 +13696,7 @@
     <w:p>
       <w:pPr>
         <w:shd w:val="clear" w:color="auto" w:fill="FFF8E8"/>
-        <w:divId w:val="1741519971"/>
+        <w:divId w:val="306672104"/>
         <w:rPr>
           <w:rFonts w:ascii="Segoe UI" w:eastAsia="Times New Roman" w:hAnsi="Segoe UI" w:cs="Segoe UI"/>
           <w:color w:val="1A1A1A"/>
@@ -13790,7 +13799,7 @@
     <w:p>
       <w:pPr>
         <w:shd w:val="clear" w:color="auto" w:fill="F7F9FC"/>
-        <w:divId w:val="262613571"/>
+        <w:divId w:val="1825314404"/>
         <w:rPr>
           <w:rFonts w:ascii="Segoe UI" w:eastAsia="Times New Roman" w:hAnsi="Segoe UI" w:cs="Segoe UI"/>
           <w:color w:val="1A1A1A"/>
@@ -13841,7 +13850,7 @@
           <w:rFonts w:eastAsia="Times New Roman"/>
         </w:rPr>
       </w:pPr>
-      <w:bookmarkStart w:id="22" w:name="_Toc239168797"/>
+      <w:bookmarkStart w:id="22" w:name="_Toc239543410"/>
       <w:r>
         <w:rPr>
           <w:rFonts w:eastAsia="Times New Roman"/>
@@ -14378,12 +14387,47 @@
           <w:sz w:val="22"/>
           <w:szCs w:val="22"/>
         </w:rPr>
-        <w:t xml:space="preserve"> must pass. No CI runs either of them for you — that is </w:t>
+        <w:t xml:space="preserve"> must pass. CI (</w:t>
       </w:r>
       <w:r>
         <w:rPr>
           <w:rStyle w:val="HTMLCode"/>
         </w:rPr>
+        <w:t>.github/workflows/test.yml</w:t>
+      </w:r>
+      <w:r>
+        <w:rPr>
+          <w:rFonts w:ascii="Segoe UI" w:hAnsi="Segoe UI" w:cs="Segoe UI"/>
+          <w:color w:val="1A1A1A"/>
+          <w:sz w:val="22"/>
+          <w:szCs w:val="22"/>
+        </w:rPr>
+        <w:t xml:space="preserve">) runs both on every push and pull request — but it is </w:t>
+      </w:r>
+      <w:r>
+        <w:rPr>
+          <w:rFonts w:ascii="Segoe UI" w:hAnsi="Segoe UI" w:cs="Segoe UI"/>
+          <w:b/>
+          <w:bCs/>
+          <w:color w:val="1A1A1A"/>
+          <w:sz w:val="22"/>
+          <w:szCs w:val="22"/>
+        </w:rPr>
+        <w:t>not a merge gate</w:t>
+      </w:r>
+      <w:r>
+        <w:rPr>
+          <w:rFonts w:ascii="Segoe UI" w:hAnsi="Segoe UI" w:cs="Segoe UI"/>
+          <w:color w:val="1A1A1A"/>
+          <w:sz w:val="22"/>
+          <w:szCs w:val="22"/>
+        </w:rPr>
+        <w:t>, so a red run can still land. Run them yourself (</w:t>
+      </w:r>
+      <w:r>
+        <w:rPr>
+          <w:rStyle w:val="HTMLCode"/>
+        </w:rPr>
         <w:t>TECH_DEBT.md</w:t>
       </w:r>
       <w:r>
@@ -14393,7 +14437,7 @@
           <w:sz w:val="22"/>
           <w:szCs w:val="22"/>
         </w:rPr>
-        <w:t xml:space="preserve"> TD-20.</w:t>
+        <w:t xml:space="preserve"> TD-20).</w:t>
       </w:r>
     </w:p>
     <w:sectPr>
@@ -14409,9 +14453,235 @@
 <file path=word/numbering.xml><?xml version="1.0" encoding="utf-8"?>
 <w:numbering xmlns:wpc="http://schemas.microsoft.com/office/word/2010/wordprocessingCanvas" xmlns:cx="http://schemas.microsoft.com/office/drawing/2014/chartex" xmlns:cx1="http://schemas.microsoft.com/office/drawing/2015/9/8/chartex" xmlns:cx2="http://schemas.microsoft.com/office/drawing/2015/10/21/chartex" xmlns:cx3="http://schemas.microsoft.com/office/drawing/2016/5/9/chartex" xmlns:cx4="http://schemas.microsoft.com/office/drawing/2016/5/10/chartex" xmlns:cx5="http://schemas.microsoft.com/office/drawing/2016/5/11/chartex" xmlns:cx6="http://schemas.microsoft.com/office/drawing/2016/5/12/chartex" xmlns:cx7="http://schemas.microsoft.com/office/drawing/2016/5/13/chartex" xmlns:cx8="http://schemas.microsoft.com/office/drawing/2016/5/14/chartex" xmlns:mc="http://schemas.openxmlformats.org/markup-compatibility/2006" xmlns:aink="http://schemas.microsoft.com/office/drawing/2016/ink" xmlns:am3d="http://schemas.microsoft.com/office/drawing/2017/model3d" xmlns:o="urn:schemas-microsoft-com:office:office" xmlns:oel="http://schemas.microsoft.com/office/2019/extlst" xmlns:r="http://schemas.openxmlformats.org/officeDocument/2006/relationships" xmlns:m="http://schemas.openxmlformats.org/officeDocument/2006/math" xmlns:v="urn:schemas-microsoft-com:vml" xmlns:wp14="http://schemas.microsoft.com/office/word/2010/wordprocessingDrawing" xmlns:wp="http://schemas.openxmlformats.org/drawingml/2006/wordprocessingDrawing" xmlns:w10="urn:schemas-microsoft-com:office:word" xmlns:w="http://schemas.openxmlformats.org/wordprocessingml/2006/main" xmlns:w14="http://schemas.microsoft.com/office/word/2010/wordml" xmlns:w15="http://schemas.microsoft.com/office/word/2012/wordml" xmlns:w16cex="http://schemas.microsoft.com/office/word/2018/wordml/cex" xmlns:w16cid="http://schemas.microsoft.com/office/word/2016/wordml/cid" xmlns:w16="http://schemas.microsoft.com/office/word/2018/wordml" xmlns:w16du="http://schemas.microsoft.com/office/word/2023/wordml/word16du" xmlns:w16sdtdh="http://schemas.microsoft.com/office/word/2020/wordml/sdtdatahash" xmlns:w16sdtfl="http://schemas.microsoft.com/office/word/2024/wordml/sdtformatlock" xmlns:w16se="http://schemas.microsoft.com/office/word/2015/wordml/symex" xmlns:wpg="http://schemas.microsoft.com/office/word/2010/wordprocessingGroup" xmlns:wpi="http://schemas.microsoft.com/office/word/2010/wordprocessingInk" xmlns:wne="http://schemas.microsoft.com/office/word/2006/wordml" xmlns:wps="http://schemas.microsoft.com/office/word/2010/wordprocessingShape" mc:Ignorable="w14 w15 w16se w16cid w16 w16cex w16sdtdh w16sdtfl w16du wp14">
   <w:abstractNum w:abstractNumId="0" w15:restartNumberingAfterBreak="0">
-    <w:nsid w:val="01624604"/>
+    <w:nsid w:val="14495CC7"/>
     <w:multiLevelType w:val="multilevel"/>
-    <w:tmpl w:val="72721468"/>
+    <w:tmpl w:val="1F70812C"/>
+    <w:lvl w:ilvl="0">
+      <w:start w:val="1"/>
+      <w:numFmt w:val="decimal"/>
+      <w:lvlText w:val="%1."/>
+      <w:lvlJc w:val="left"/>
+      <w:pPr>
+        <w:tabs>
+          <w:tab w:val="num" w:pos="720"/>
+        </w:tabs>
+        <w:ind w:left="720" w:hanging="360"/>
+      </w:pPr>
+    </w:lvl>
+    <w:lvl w:ilvl="1" w:tentative="1">
+      <w:start w:val="1"/>
+      <w:numFmt w:val="decimal"/>
+      <w:lvlText w:val="%2."/>
+      <w:lvlJc w:val="left"/>
+      <w:pPr>
+        <w:tabs>
+          <w:tab w:val="num" w:pos="1440"/>
+        </w:tabs>
+        <w:ind w:left="1440" w:hanging="360"/>
+      </w:pPr>
+    </w:lvl>
+    <w:lvl w:ilvl="2" w:tentative="1">
+      <w:start w:val="1"/>
+      <w:numFmt w:val="decimal"/>
+      <w:lvlText w:val="%3."/>
+      <w:lvlJc w:val="left"/>
+      <w:pPr>
+        <w:tabs>
+          <w:tab w:val="num" w:pos="2160"/>
+        </w:tabs>
+        <w:ind w:left="2160" w:hanging="360"/>
+      </w:pPr>
+    </w:lvl>
+    <w:lvl w:ilvl="3" w:tentative="1">
+      <w:start w:val="1"/>
+      <w:numFmt w:val="decimal"/>
+      <w:lvlText w:val="%4."/>
+      <w:lvlJc w:val="left"/>
+      <w:pPr>
+        <w:tabs>
+          <w:tab w:val="num" w:pos="2880"/>
+        </w:tabs>
+        <w:ind w:left="2880" w:hanging="360"/>
+      </w:pPr>
+    </w:lvl>
+    <w:lvl w:ilvl="4" w:tentative="1">
+      <w:start w:val="1"/>
+      <w:numFmt w:val="decimal"/>
+      <w:lvlText w:val="%5."/>
+      <w:lvlJc w:val="left"/>
+      <w:pPr>
+        <w:tabs>
+          <w:tab w:val="num" w:pos="3600"/>
+        </w:tabs>
+        <w:ind w:left="3600" w:hanging="360"/>
+      </w:pPr>
+    </w:lvl>
+    <w:lvl w:ilvl="5" w:tentative="1">
+      <w:start w:val="1"/>
+      <w:numFmt w:val="decimal"/>
+      <w:lvlText w:val="%6."/>
+      <w:lvlJc w:val="left"/>
+      <w:pPr>
+        <w:tabs>
+          <w:tab w:val="num" w:pos="4320"/>
+        </w:tabs>
+        <w:ind w:left="4320" w:hanging="360"/>
+      </w:pPr>
+    </w:lvl>
+    <w:lvl w:ilvl="6" w:tentative="1">
+      <w:start w:val="1"/>
+      <w:numFmt w:val="decimal"/>
+      <w:lvlText w:val="%7."/>
+      <w:lvlJc w:val="left"/>
+      <w:pPr>
+        <w:tabs>
+          <w:tab w:val="num" w:pos="5040"/>
+        </w:tabs>
+        <w:ind w:left="5040" w:hanging="360"/>
+      </w:pPr>
+    </w:lvl>
+    <w:lvl w:ilvl="7" w:tentative="1">
+      <w:start w:val="1"/>
+      <w:numFmt w:val="decimal"/>
+      <w:lvlText w:val="%8."/>
+      <w:lvlJc w:val="left"/>
+      <w:pPr>
+        <w:tabs>
+          <w:tab w:val="num" w:pos="5760"/>
+        </w:tabs>
+        <w:ind w:left="5760" w:hanging="360"/>
+      </w:pPr>
+    </w:lvl>
+    <w:lvl w:ilvl="8" w:tentative="1">
+      <w:start w:val="1"/>
+      <w:numFmt w:val="decimal"/>
+      <w:lvlText w:val="%9."/>
+      <w:lvlJc w:val="left"/>
+      <w:pPr>
+        <w:tabs>
+          <w:tab w:val="num" w:pos="6480"/>
+        </w:tabs>
+        <w:ind w:left="6480" w:hanging="360"/>
+      </w:pPr>
+    </w:lvl>
+  </w:abstractNum>
+  <w:abstractNum w:abstractNumId="1" w15:restartNumberingAfterBreak="0">
+    <w:nsid w:val="17A95187"/>
+    <w:multiLevelType w:val="multilevel"/>
+    <w:tmpl w:val="C11851BA"/>
+    <w:lvl w:ilvl="0">
+      <w:start w:val="1"/>
+      <w:numFmt w:val="decimal"/>
+      <w:lvlText w:val="%1."/>
+      <w:lvlJc w:val="left"/>
+      <w:pPr>
+        <w:tabs>
+          <w:tab w:val="num" w:pos="720"/>
+        </w:tabs>
+        <w:ind w:left="720" w:hanging="360"/>
+      </w:pPr>
+    </w:lvl>
+    <w:lvl w:ilvl="1" w:tentative="1">
+      <w:start w:val="1"/>
+      <w:numFmt w:val="decimal"/>
+      <w:lvlText w:val="%2."/>
+      <w:lvlJc w:val="left"/>
+      <w:pPr>
+        <w:tabs>
+          <w:tab w:val="num" w:pos="1440"/>
+        </w:tabs>
+        <w:ind w:left="1440" w:hanging="360"/>
+      </w:pPr>
+    </w:lvl>
+    <w:lvl w:ilvl="2" w:tentative="1">
+      <w:start w:val="1"/>
+      <w:numFmt w:val="decimal"/>
+      <w:lvlText w:val="%3."/>
+      <w:lvlJc w:val="left"/>
+      <w:pPr>
+        <w:tabs>
+          <w:tab w:val="num" w:pos="2160"/>
+        </w:tabs>
+        <w:ind w:left="2160" w:hanging="360"/>
+      </w:pPr>
+    </w:lvl>
+    <w:lvl w:ilvl="3" w:tentative="1">
+      <w:start w:val="1"/>
+      <w:numFmt w:val="decimal"/>
+      <w:lvlText w:val="%4."/>
+      <w:lvlJc w:val="left"/>
+      <w:pPr>
+        <w:tabs>
+          <w:tab w:val="num" w:pos="2880"/>
+        </w:tabs>
+        <w:ind w:left="2880" w:hanging="360"/>
+      </w:pPr>
+    </w:lvl>
+    <w:lvl w:ilvl="4" w:tentative="1">
+      <w:start w:val="1"/>
+      <w:numFmt w:val="decimal"/>
+      <w:lvlText w:val="%5."/>
+      <w:lvlJc w:val="left"/>
+      <w:pPr>
+        <w:tabs>
+          <w:tab w:val="num" w:pos="3600"/>
+        </w:tabs>
+        <w:ind w:left="3600" w:hanging="360"/>
+      </w:pPr>
+    </w:lvl>
+    <w:lvl w:ilvl="5" w:tentative="1">
+      <w:start w:val="1"/>
+      <w:numFmt w:val="decimal"/>
+      <w:lvlText w:val="%6."/>
+      <w:lvlJc w:val="left"/>
+      <w:pPr>
+        <w:tabs>
+          <w:tab w:val="num" w:pos="4320"/>
+        </w:tabs>
+        <w:ind w:left="4320" w:hanging="360"/>
+      </w:pPr>
+    </w:lvl>
+    <w:lvl w:ilvl="6" w:tentative="1">
+      <w:start w:val="1"/>
+      <w:numFmt w:val="decimal"/>
+      <w:lvlText w:val="%7."/>
+      <w:lvlJc w:val="left"/>
+      <w:pPr>
+        <w:tabs>
+          <w:tab w:val="num" w:pos="5040"/>
+        </w:tabs>
+        <w:ind w:left="5040" w:hanging="360"/>
+      </w:pPr>
+    </w:lvl>
+    <w:lvl w:ilvl="7" w:tentative="1">
+      <w:start w:val="1"/>
+      <w:numFmt w:val="decimal"/>
+      <w:lvlText w:val="%8."/>
+      <w:lvlJc w:val="left"/>
+      <w:pPr>
+        <w:tabs>
+          <w:tab w:val="num" w:pos="5760"/>
+        </w:tabs>
+        <w:ind w:left="5760" w:hanging="360"/>
+      </w:pPr>
+    </w:lvl>
+    <w:lvl w:ilvl="8" w:tentative="1">
+      <w:start w:val="1"/>
+      <w:numFmt w:val="decimal"/>
+      <w:lvlText w:val="%9."/>
+      <w:lvlJc w:val="left"/>
+      <w:pPr>
+        <w:tabs>
+          <w:tab w:val="num" w:pos="6480"/>
+        </w:tabs>
+        <w:ind w:left="6480" w:hanging="360"/>
+      </w:pPr>
+    </w:lvl>
+  </w:abstractNum>
+  <w:abstractNum w:abstractNumId="2" w15:restartNumberingAfterBreak="0">
+    <w:nsid w:val="1E640DCE"/>
+    <w:multiLevelType w:val="multilevel"/>
+    <w:tmpl w:val="AC54A5DA"/>
     <w:lvl w:ilvl="0">
       <w:start w:val="1"/>
       <w:numFmt w:val="bullet"/>
@@ -14557,10 +14827,123 @@
       </w:rPr>
     </w:lvl>
   </w:abstractNum>
-  <w:abstractNum w:abstractNumId="1" w15:restartNumberingAfterBreak="0">
-    <w:nsid w:val="248C3696"/>
+  <w:abstractNum w:abstractNumId="3" w15:restartNumberingAfterBreak="0">
+    <w:nsid w:val="3C6E799B"/>
     <w:multiLevelType w:val="multilevel"/>
-    <w:tmpl w:val="A9B2A864"/>
+    <w:tmpl w:val="01F436D0"/>
+    <w:lvl w:ilvl="0">
+      <w:start w:val="1"/>
+      <w:numFmt w:val="decimal"/>
+      <w:lvlText w:val="%1."/>
+      <w:lvlJc w:val="left"/>
+      <w:pPr>
+        <w:tabs>
+          <w:tab w:val="num" w:pos="720"/>
+        </w:tabs>
+        <w:ind w:left="720" w:hanging="360"/>
+      </w:pPr>
+    </w:lvl>
+    <w:lvl w:ilvl="1" w:tentative="1">
+      <w:start w:val="1"/>
+      <w:numFmt w:val="decimal"/>
+      <w:lvlText w:val="%2."/>
+      <w:lvlJc w:val="left"/>
+      <w:pPr>
+        <w:tabs>
+          <w:tab w:val="num" w:pos="1440"/>
+        </w:tabs>
+        <w:ind w:left="1440" w:hanging="360"/>
+      </w:pPr>
+    </w:lvl>
+    <w:lvl w:ilvl="2" w:tentative="1">
+      <w:start w:val="1"/>
+      <w:numFmt w:val="decimal"/>
+      <w:lvlText w:val="%3."/>
+      <w:lvlJc w:val="left"/>
+      <w:pPr>
+        <w:tabs>
+          <w:tab w:val="num" w:pos="2160"/>
+        </w:tabs>
+        <w:ind w:left="2160" w:hanging="360"/>
+      </w:pPr>
+    </w:lvl>
+    <w:lvl w:ilvl="3" w:tentative="1">
+      <w:start w:val="1"/>
+      <w:numFmt w:val="decimal"/>
+      <w:lvlText w:val="%4."/>
+      <w:lvlJc w:val="left"/>
+      <w:pPr>
+        <w:tabs>
+          <w:tab w:val="num" w:pos="2880"/>
+        </w:tabs>
+        <w:ind w:left="2880" w:hanging="360"/>
+      </w:pPr>
+    </w:lvl>
+    <w:lvl w:ilvl="4" w:tentative="1">
+      <w:start w:val="1"/>
+      <w:numFmt w:val="decimal"/>
+      <w:lvlText w:val="%5."/>
+      <w:lvlJc w:val="left"/>
+      <w:pPr>
+        <w:tabs>
+          <w:tab w:val="num" w:pos="3600"/>
+        </w:tabs>
+        <w:ind w:left="3600" w:hanging="360"/>
+      </w:pPr>
+    </w:lvl>
+    <w:lvl w:ilvl="5" w:tentative="1">
+      <w:start w:val="1"/>
+      <w:numFmt w:val="decimal"/>
+      <w:lvlText w:val="%6."/>
+      <w:lvlJc w:val="left"/>
+      <w:pPr>
+        <w:tabs>
+          <w:tab w:val="num" w:pos="4320"/>
+        </w:tabs>
+        <w:ind w:left="4320" w:hanging="360"/>
+      </w:pPr>
+    </w:lvl>
+    <w:lvl w:ilvl="6" w:tentative="1">
+      <w:start w:val="1"/>
+      <w:numFmt w:val="decimal"/>
+      <w:lvlText w:val="%7."/>
+      <w:lvlJc w:val="left"/>
+      <w:pPr>
+        <w:tabs>
+          <w:tab w:val="num" w:pos="5040"/>
+        </w:tabs>
+        <w:ind w:left="5040" w:hanging="360"/>
+      </w:pPr>
+    </w:lvl>
+    <w:lvl w:ilvl="7" w:tentative="1">
+      <w:start w:val="1"/>
+      <w:numFmt w:val="decimal"/>
+      <w:lvlText w:val="%8."/>
+      <w:lvlJc w:val="left"/>
+      <w:pPr>
+        <w:tabs>
+          <w:tab w:val="num" w:pos="5760"/>
+        </w:tabs>
+        <w:ind w:left="5760" w:hanging="360"/>
+      </w:pPr>
+    </w:lvl>
+    <w:lvl w:ilvl="8" w:tentative="1">
+      <w:start w:val="1"/>
+      <w:numFmt w:val="decimal"/>
+      <w:lvlText w:val="%9."/>
+      <w:lvlJc w:val="left"/>
+      <w:pPr>
+        <w:tabs>
+          <w:tab w:val="num" w:pos="6480"/>
+        </w:tabs>
+        <w:ind w:left="6480" w:hanging="360"/>
+      </w:pPr>
+    </w:lvl>
+  </w:abstractNum>
+  <w:abstractNum w:abstractNumId="4" w15:restartNumberingAfterBreak="0">
+    <w:nsid w:val="4A4634D0"/>
+    <w:multiLevelType w:val="multilevel"/>
+    <w:tmpl w:val="BF06014C"/>
     <w:lvl w:ilvl="0">
       <w:start w:val="1"/>
       <w:numFmt w:val="bullet"/>
@@ -14706,236 +15089,10 @@
       </w:rPr>
     </w:lvl>
   </w:abstractNum>
-  <w:abstractNum w:abstractNumId="2" w15:restartNumberingAfterBreak="0">
-    <w:nsid w:val="262C232A"/>
+  <w:abstractNum w:abstractNumId="5" w15:restartNumberingAfterBreak="0">
+    <w:nsid w:val="599A2AF6"/>
     <w:multiLevelType w:val="multilevel"/>
-    <w:tmpl w:val="6B04E850"/>
-    <w:lvl w:ilvl="0">
-      <w:start w:val="1"/>
-      <w:numFmt w:val="decimal"/>
-      <w:lvlText w:val="%1."/>
-      <w:lvlJc w:val="left"/>
-      <w:pPr>
-        <w:tabs>
-          <w:tab w:val="num" w:pos="720"/>
-        </w:tabs>
-        <w:ind w:left="720" w:hanging="360"/>
-      </w:pPr>
-    </w:lvl>
-    <w:lvl w:ilvl="1" w:tentative="1">
-      <w:start w:val="1"/>
-      <w:numFmt w:val="decimal"/>
-      <w:lvlText w:val="%2."/>
-      <w:lvlJc w:val="left"/>
-      <w:pPr>
-        <w:tabs>
-          <w:tab w:val="num" w:pos="1440"/>
-        </w:tabs>
-        <w:ind w:left="1440" w:hanging="360"/>
-      </w:pPr>
-    </w:lvl>
-    <w:lvl w:ilvl="2" w:tentative="1">
-      <w:start w:val="1"/>
-      <w:numFmt w:val="decimal"/>
-      <w:lvlText w:val="%3."/>
-      <w:lvlJc w:val="left"/>
-      <w:pPr>
-        <w:tabs>
-          <w:tab w:val="num" w:pos="2160"/>
-        </w:tabs>
-        <w:ind w:left="2160" w:hanging="360"/>
-      </w:pPr>
-    </w:lvl>
-    <w:lvl w:ilvl="3" w:tentative="1">
-      <w:start w:val="1"/>
-      <w:numFmt w:val="decimal"/>
-      <w:lvlText w:val="%4."/>
-      <w:lvlJc w:val="left"/>
-      <w:pPr>
-        <w:tabs>
-          <w:tab w:val="num" w:pos="2880"/>
-        </w:tabs>
-        <w:ind w:left="2880" w:hanging="360"/>
-      </w:pPr>
-    </w:lvl>
-    <w:lvl w:ilvl="4" w:tentative="1">
-      <w:start w:val="1"/>
-      <w:numFmt w:val="decimal"/>
-      <w:lvlText w:val="%5."/>
-      <w:lvlJc w:val="left"/>
-      <w:pPr>
-        <w:tabs>
-          <w:tab w:val="num" w:pos="3600"/>
-        </w:tabs>
-        <w:ind w:left="3600" w:hanging="360"/>
-      </w:pPr>
-    </w:lvl>
-    <w:lvl w:ilvl="5" w:tentative="1">
-      <w:start w:val="1"/>
-      <w:numFmt w:val="decimal"/>
-      <w:lvlText w:val="%6."/>
-      <w:lvlJc w:val="left"/>
-      <w:pPr>
-        <w:tabs>
-          <w:tab w:val="num" w:pos="4320"/>
-        </w:tabs>
-        <w:ind w:left="4320" w:hanging="360"/>
-      </w:pPr>
-    </w:lvl>
-    <w:lvl w:ilvl="6" w:tentative="1">
-      <w:start w:val="1"/>
-      <w:numFmt w:val="decimal"/>
-      <w:lvlText w:val="%7."/>
-      <w:lvlJc w:val="left"/>
-      <w:pPr>
-        <w:tabs>
-          <w:tab w:val="num" w:pos="5040"/>
-        </w:tabs>
-        <w:ind w:left="5040" w:hanging="360"/>
-      </w:pPr>
-    </w:lvl>
-    <w:lvl w:ilvl="7" w:tentative="1">
-      <w:start w:val="1"/>
-      <w:numFmt w:val="decimal"/>
-      <w:lvlText w:val="%8."/>
-      <w:lvlJc w:val="left"/>
-      <w:pPr>
-        <w:tabs>
-          <w:tab w:val="num" w:pos="5760"/>
-        </w:tabs>
-        <w:ind w:left="5760" w:hanging="360"/>
-      </w:pPr>
-    </w:lvl>
-    <w:lvl w:ilvl="8" w:tentative="1">
-      <w:start w:val="1"/>
-      <w:numFmt w:val="decimal"/>
-      <w:lvlText w:val="%9."/>
-      <w:lvlJc w:val="left"/>
-      <w:pPr>
-        <w:tabs>
-          <w:tab w:val="num" w:pos="6480"/>
-        </w:tabs>
-        <w:ind w:left="6480" w:hanging="360"/>
-      </w:pPr>
-    </w:lvl>
-  </w:abstractNum>
-  <w:abstractNum w:abstractNumId="3" w15:restartNumberingAfterBreak="0">
-    <w:nsid w:val="31B950E2"/>
-    <w:multiLevelType w:val="multilevel"/>
-    <w:tmpl w:val="82C42576"/>
-    <w:lvl w:ilvl="0">
-      <w:start w:val="1"/>
-      <w:numFmt w:val="decimal"/>
-      <w:lvlText w:val="%1."/>
-      <w:lvlJc w:val="left"/>
-      <w:pPr>
-        <w:tabs>
-          <w:tab w:val="num" w:pos="720"/>
-        </w:tabs>
-        <w:ind w:left="720" w:hanging="360"/>
-      </w:pPr>
-    </w:lvl>
-    <w:lvl w:ilvl="1" w:tentative="1">
-      <w:start w:val="1"/>
-      <w:numFmt w:val="decimal"/>
-      <w:lvlText w:val="%2."/>
-      <w:lvlJc w:val="left"/>
-      <w:pPr>
-        <w:tabs>
-          <w:tab w:val="num" w:pos="1440"/>
-        </w:tabs>
-        <w:ind w:left="1440" w:hanging="360"/>
-      </w:pPr>
-    </w:lvl>
-    <w:lvl w:ilvl="2" w:tentative="1">
-      <w:start w:val="1"/>
-      <w:numFmt w:val="decimal"/>
-      <w:lvlText w:val="%3."/>
-      <w:lvlJc w:val="left"/>
-      <w:pPr>
-        <w:tabs>
-          <w:tab w:val="num" w:pos="2160"/>
-        </w:tabs>
-        <w:ind w:left="2160" w:hanging="360"/>
-      </w:pPr>
-    </w:lvl>
-    <w:lvl w:ilvl="3" w:tentative="1">
-      <w:start w:val="1"/>
-      <w:numFmt w:val="decimal"/>
-      <w:lvlText w:val="%4."/>
-      <w:lvlJc w:val="left"/>
-      <w:pPr>
-        <w:tabs>
-          <w:tab w:val="num" w:pos="2880"/>
-        </w:tabs>
-        <w:ind w:left="2880" w:hanging="360"/>
-      </w:pPr>
-    </w:lvl>
-    <w:lvl w:ilvl="4" w:tentative="1">
-      <w:start w:val="1"/>
-      <w:numFmt w:val="decimal"/>
-      <w:lvlText w:val="%5."/>
-      <w:lvlJc w:val="left"/>
-      <w:pPr>
-        <w:tabs>
-          <w:tab w:val="num" w:pos="3600"/>
-        </w:tabs>
-        <w:ind w:left="3600" w:hanging="360"/>
-      </w:pPr>
-    </w:lvl>
-    <w:lvl w:ilvl="5" w:tentative="1">
-      <w:start w:val="1"/>
-      <w:numFmt w:val="decimal"/>
-      <w:lvlText w:val="%6."/>
-      <w:lvlJc w:val="left"/>
-      <w:pPr>
-        <w:tabs>
-          <w:tab w:val="num" w:pos="4320"/>
-        </w:tabs>
-        <w:ind w:left="4320" w:hanging="360"/>
-      </w:pPr>
-    </w:lvl>
-    <w:lvl w:ilvl="6" w:tentative="1">
-      <w:start w:val="1"/>
-      <w:numFmt w:val="decimal"/>
-      <w:lvlText w:val="%7."/>
-      <w:lvlJc w:val="left"/>
-      <w:pPr>
-        <w:tabs>
-          <w:tab w:val="num" w:pos="5040"/>
-        </w:tabs>
-        <w:ind w:left="5040" w:hanging="360"/>
-      </w:pPr>
-    </w:lvl>
-    <w:lvl w:ilvl="7" w:tentative="1">
-      <w:start w:val="1"/>
-      <w:numFmt w:val="decimal"/>
-      <w:lvlText w:val="%8."/>
-      <w:lvlJc w:val="left"/>
-      <w:pPr>
-        <w:tabs>
-          <w:tab w:val="num" w:pos="5760"/>
-        </w:tabs>
-        <w:ind w:left="5760" w:hanging="360"/>
-      </w:pPr>
-    </w:lvl>
-    <w:lvl w:ilvl="8" w:tentative="1">
-      <w:start w:val="1"/>
-      <w:numFmt w:val="decimal"/>
-      <w:lvlText w:val="%9."/>
-      <w:lvlJc w:val="left"/>
-      <w:pPr>
-        <w:tabs>
-          <w:tab w:val="num" w:pos="6480"/>
-        </w:tabs>
-        <w:ind w:left="6480" w:hanging="360"/>
-      </w:pPr>
-    </w:lvl>
-  </w:abstractNum>
-  <w:abstractNum w:abstractNumId="4" w15:restartNumberingAfterBreak="0">
-    <w:nsid w:val="44413367"/>
-    <w:multiLevelType w:val="multilevel"/>
-    <w:tmpl w:val="522276DA"/>
+    <w:tmpl w:val="1DA480E4"/>
     <w:lvl w:ilvl="0">
       <w:start w:val="1"/>
       <w:numFmt w:val="bullet"/>
@@ -15081,10 +15238,10 @@
       </w:rPr>
     </w:lvl>
   </w:abstractNum>
-  <w:abstractNum w:abstractNumId="5" w15:restartNumberingAfterBreak="0">
-    <w:nsid w:val="51277CF4"/>
+  <w:abstractNum w:abstractNumId="6" w15:restartNumberingAfterBreak="0">
+    <w:nsid w:val="6EB2775C"/>
     <w:multiLevelType w:val="multilevel"/>
-    <w:tmpl w:val="BEE272A4"/>
+    <w:tmpl w:val="86F63306"/>
     <w:lvl w:ilvl="0">
       <w:start w:val="1"/>
       <w:numFmt w:val="decimal"/>
@@ -15194,139 +15351,26 @@
       </w:pPr>
     </w:lvl>
   </w:abstractNum>
-  <w:abstractNum w:abstractNumId="6" w15:restartNumberingAfterBreak="0">
-    <w:nsid w:val="678D65FD"/>
-    <w:multiLevelType w:val="multilevel"/>
-    <w:tmpl w:val="EF820E42"/>
-    <w:lvl w:ilvl="0">
-      <w:start w:val="1"/>
-      <w:numFmt w:val="decimal"/>
-      <w:lvlText w:val="%1."/>
-      <w:lvlJc w:val="left"/>
-      <w:pPr>
-        <w:tabs>
-          <w:tab w:val="num" w:pos="720"/>
-        </w:tabs>
-        <w:ind w:left="720" w:hanging="360"/>
-      </w:pPr>
-    </w:lvl>
-    <w:lvl w:ilvl="1" w:tentative="1">
-      <w:start w:val="1"/>
-      <w:numFmt w:val="decimal"/>
-      <w:lvlText w:val="%2."/>
-      <w:lvlJc w:val="left"/>
-      <w:pPr>
-        <w:tabs>
-          <w:tab w:val="num" w:pos="1440"/>
-        </w:tabs>
-        <w:ind w:left="1440" w:hanging="360"/>
-      </w:pPr>
-    </w:lvl>
-    <w:lvl w:ilvl="2" w:tentative="1">
-      <w:start w:val="1"/>
-      <w:numFmt w:val="decimal"/>
-      <w:lvlText w:val="%3."/>
-      <w:lvlJc w:val="left"/>
-      <w:pPr>
-        <w:tabs>
-          <w:tab w:val="num" w:pos="2160"/>
-        </w:tabs>
-        <w:ind w:left="2160" w:hanging="360"/>
-      </w:pPr>
-    </w:lvl>
-    <w:lvl w:ilvl="3" w:tentative="1">
-      <w:start w:val="1"/>
-      <w:numFmt w:val="decimal"/>
-      <w:lvlText w:val="%4."/>
-      <w:lvlJc w:val="left"/>
-      <w:pPr>
-        <w:tabs>
-          <w:tab w:val="num" w:pos="2880"/>
-        </w:tabs>
-        <w:ind w:left="2880" w:hanging="360"/>
-      </w:pPr>
-    </w:lvl>
-    <w:lvl w:ilvl="4" w:tentative="1">
-      <w:start w:val="1"/>
-      <w:numFmt w:val="decimal"/>
-      <w:lvlText w:val="%5."/>
-      <w:lvlJc w:val="left"/>
-      <w:pPr>
-        <w:tabs>
-          <w:tab w:val="num" w:pos="3600"/>
-        </w:tabs>
-        <w:ind w:left="3600" w:hanging="360"/>
-      </w:pPr>
-    </w:lvl>
-    <w:lvl w:ilvl="5" w:tentative="1">
-      <w:start w:val="1"/>
-      <w:numFmt w:val="decimal"/>
-      <w:lvlText w:val="%6."/>
-      <w:lvlJc w:val="left"/>
-      <w:pPr>
-        <w:tabs>
-          <w:tab w:val="num" w:pos="4320"/>
-        </w:tabs>
-        <w:ind w:left="4320" w:hanging="360"/>
-      </w:pPr>
-    </w:lvl>
-    <w:lvl w:ilvl="6" w:tentative="1">
-      <w:start w:val="1"/>
-      <w:numFmt w:val="decimal"/>
-      <w:lvlText w:val="%7."/>
-      <w:lvlJc w:val="left"/>
-      <w:pPr>
-        <w:tabs>
-          <w:tab w:val="num" w:pos="5040"/>
-        </w:tabs>
-        <w:ind w:left="5040" w:hanging="360"/>
-      </w:pPr>
-    </w:lvl>
-    <w:lvl w:ilvl="7" w:tentative="1">
-      <w:start w:val="1"/>
-      <w:numFmt w:val="decimal"/>
-      <w:lvlText w:val="%8."/>
-      <w:lvlJc w:val="left"/>
-      <w:pPr>
-        <w:tabs>
-          <w:tab w:val="num" w:pos="5760"/>
-        </w:tabs>
-        <w:ind w:left="5760" w:hanging="360"/>
-      </w:pPr>
-    </w:lvl>
-    <w:lvl w:ilvl="8" w:tentative="1">
-      <w:start w:val="1"/>
-      <w:numFmt w:val="decimal"/>
-      <w:lvlText w:val="%9."/>
-      <w:lvlJc w:val="left"/>
-      <w:pPr>
-        <w:tabs>
-          <w:tab w:val="num" w:pos="6480"/>
-        </w:tabs>
-        <w:ind w:left="6480" w:hanging="360"/>
-      </w:pPr>
-    </w:lvl>
-  </w:abstractNum>
-  <w:num w:numId="1" w16cid:durableId="625812366">
+  <w:num w:numId="1" w16cid:durableId="657807705">
+    <w:abstractNumId w:val="5"/>
+  </w:num>
+  <w:num w:numId="2" w16cid:durableId="64572209">
     <w:abstractNumId w:val="0"/>
   </w:num>
-  <w:num w:numId="2" w16cid:durableId="2093353983">
+  <w:num w:numId="3" w16cid:durableId="52193949">
     <w:abstractNumId w:val="2"/>
   </w:num>
-  <w:num w:numId="3" w16cid:durableId="262687110">
+  <w:num w:numId="4" w16cid:durableId="330378971">
     <w:abstractNumId w:val="4"/>
   </w:num>
-  <w:num w:numId="4" w16cid:durableId="1280453712">
-    <w:abstractNumId w:val="1"/>
-  </w:num>
-  <w:num w:numId="5" w16cid:durableId="529415115">
+  <w:num w:numId="5" w16cid:durableId="1584492829">
     <w:abstractNumId w:val="6"/>
   </w:num>
-  <w:num w:numId="6" w16cid:durableId="1025013139">
+  <w:num w:numId="6" w16cid:durableId="764493336">
     <w:abstractNumId w:val="3"/>
   </w:num>
-  <w:num w:numId="7" w16cid:durableId="1250844089">
-    <w:abstractNumId w:val="5"/>
+  <w:num w:numId="7" w16cid:durableId="1460152175">
+    <w:abstractNumId w:val="1"/>
   </w:num>
 </w:numbering>
 </file>
@@ -16087,7 +16131,7 @@
     <w:autoRedefine/>
     <w:uiPriority w:val="39"/>
     <w:unhideWhenUsed/>
-    <w:rsid w:val="00EE3D71"/>
+    <w:rsid w:val="00FF1161"/>
     <w:pPr>
       <w:spacing w:after="100"/>
     </w:pPr>
@@ -16099,7 +16143,7 @@
     <w:autoRedefine/>
     <w:uiPriority w:val="39"/>
     <w:unhideWhenUsed/>
-    <w:rsid w:val="00EE3D71"/>
+    <w:rsid w:val="00FF1161"/>
     <w:pPr>
       <w:spacing w:after="100"/>
       <w:ind w:left="240"/>
@@ -16112,7 +16156,7 @@
     <w:autoRedefine/>
     <w:uiPriority w:val="39"/>
     <w:unhideWhenUsed/>
-    <w:rsid w:val="00EE3D71"/>
+    <w:rsid w:val="00FF1161"/>
     <w:pPr>
       <w:spacing w:after="100"/>
       <w:ind w:left="480"/>

--- a/docs/team-guide/Vol-3-Server-and-Data.docx
+++ b/docs/team-guide/Vol-3-Server-and-Data.docx
@@ -9,7 +9,7 @@
           <w:rFonts w:eastAsia="Times New Roman"/>
         </w:rPr>
       </w:pPr>
-      <w:bookmarkStart w:id="0" w:name="_Toc239543388"/>
+      <w:bookmarkStart w:id="0" w:name="_Toc239607585"/>
       <w:r>
         <w:rPr>
           <w:rFonts w:eastAsia="Times New Roman"/>
@@ -73,7 +73,7 @@
     <w:p>
       <w:pPr>
         <w:shd w:val="clear" w:color="auto" w:fill="F7F9FC"/>
-        <w:divId w:val="1304000536"/>
+        <w:divId w:val="822624023"/>
         <w:rPr>
           <w:rFonts w:ascii="Segoe UI" w:eastAsia="Times New Roman" w:hAnsi="Segoe UI" w:cs="Segoe UI"/>
           <w:color w:val="1A1A1A"/>
@@ -272,7 +272,7 @@
         <w:rPr>
           <w:noProof/>
         </w:rPr>
-        <w:instrText xml:space="preserve"> PAGEREF _Toc239543388 \h </w:instrText>
+        <w:instrText xml:space="preserve"> PAGEREF _Toc239607585 \h </w:instrText>
       </w:r>
       <w:r>
         <w:rPr>
@@ -334,7 +334,7 @@
         <w:rPr>
           <w:noProof/>
         </w:rPr>
-        <w:instrText xml:space="preserve"> PAGEREF _Toc239543389 \h </w:instrText>
+        <w:instrText xml:space="preserve"> PAGEREF _Toc239607586 \h </w:instrText>
       </w:r>
       <w:r>
         <w:rPr>
@@ -396,7 +396,7 @@
         <w:rPr>
           <w:noProof/>
         </w:rPr>
-        <w:instrText xml:space="preserve"> PAGEREF _Toc239543390 \h </w:instrText>
+        <w:instrText xml:space="preserve"> PAGEREF _Toc239607587 \h </w:instrText>
       </w:r>
       <w:r>
         <w:rPr>
@@ -458,7 +458,7 @@
         <w:rPr>
           <w:noProof/>
         </w:rPr>
-        <w:instrText xml:space="preserve"> PAGEREF _Toc239543391 \h </w:instrText>
+        <w:instrText xml:space="preserve"> PAGEREF _Toc239607588 \h </w:instrText>
       </w:r>
       <w:r>
         <w:rPr>
@@ -520,7 +520,7 @@
         <w:rPr>
           <w:noProof/>
         </w:rPr>
-        <w:instrText xml:space="preserve"> PAGEREF _Toc239543392 \h </w:instrText>
+        <w:instrText xml:space="preserve"> PAGEREF _Toc239607589 \h </w:instrText>
       </w:r>
       <w:r>
         <w:rPr>
@@ -582,7 +582,7 @@
         <w:rPr>
           <w:noProof/>
         </w:rPr>
-        <w:instrText xml:space="preserve"> PAGEREF _Toc239543393 \h </w:instrText>
+        <w:instrText xml:space="preserve"> PAGEREF _Toc239607590 \h </w:instrText>
       </w:r>
       <w:r>
         <w:rPr>
@@ -644,7 +644,7 @@
         <w:rPr>
           <w:noProof/>
         </w:rPr>
-        <w:instrText xml:space="preserve"> PAGEREF _Toc239543394 \h </w:instrText>
+        <w:instrText xml:space="preserve"> PAGEREF _Toc239607591 \h </w:instrText>
       </w:r>
       <w:r>
         <w:rPr>
@@ -706,7 +706,7 @@
         <w:rPr>
           <w:noProof/>
         </w:rPr>
-        <w:instrText xml:space="preserve"> PAGEREF _Toc239543395 \h </w:instrText>
+        <w:instrText xml:space="preserve"> PAGEREF _Toc239607592 \h </w:instrText>
       </w:r>
       <w:r>
         <w:rPr>
@@ -776,7 +776,7 @@
         <w:rPr>
           <w:noProof/>
         </w:rPr>
-        <w:instrText xml:space="preserve"> PAGEREF _Toc239543396 \h </w:instrText>
+        <w:instrText xml:space="preserve"> PAGEREF _Toc239607593 \h </w:instrText>
       </w:r>
       <w:r>
         <w:rPr>
@@ -793,7 +793,7 @@
         <w:rPr>
           <w:noProof/>
         </w:rPr>
-        <w:t>6</w:t>
+        <w:t>7</w:t>
       </w:r>
       <w:r>
         <w:rPr>
@@ -853,7 +853,7 @@
         <w:rPr>
           <w:noProof/>
         </w:rPr>
-        <w:instrText xml:space="preserve"> PAGEREF _Toc239543397 \h </w:instrText>
+        <w:instrText xml:space="preserve"> PAGEREF _Toc239607594 \h </w:instrText>
       </w:r>
       <w:r>
         <w:rPr>
@@ -870,7 +870,7 @@
         <w:rPr>
           <w:noProof/>
         </w:rPr>
-        <w:t>6</w:t>
+        <w:t>7</w:t>
       </w:r>
       <w:r>
         <w:rPr>
@@ -915,7 +915,7 @@
         <w:rPr>
           <w:noProof/>
         </w:rPr>
-        <w:instrText xml:space="preserve"> PAGEREF _Toc239543398 \h </w:instrText>
+        <w:instrText xml:space="preserve"> PAGEREF _Toc239607595 \h </w:instrText>
       </w:r>
       <w:r>
         <w:rPr>
@@ -977,7 +977,7 @@
         <w:rPr>
           <w:noProof/>
         </w:rPr>
-        <w:instrText xml:space="preserve"> PAGEREF _Toc239543399 \h </w:instrText>
+        <w:instrText xml:space="preserve"> PAGEREF _Toc239607596 \h </w:instrText>
       </w:r>
       <w:r>
         <w:rPr>
@@ -994,7 +994,7 @@
         <w:rPr>
           <w:noProof/>
         </w:rPr>
-        <w:t>7</w:t>
+        <w:t>8</w:t>
       </w:r>
       <w:r>
         <w:rPr>
@@ -1039,7 +1039,7 @@
         <w:rPr>
           <w:noProof/>
         </w:rPr>
-        <w:instrText xml:space="preserve"> PAGEREF _Toc239543400 \h </w:instrText>
+        <w:instrText xml:space="preserve"> PAGEREF _Toc239607597 \h </w:instrText>
       </w:r>
       <w:r>
         <w:rPr>
@@ -1101,7 +1101,7 @@
         <w:rPr>
           <w:noProof/>
         </w:rPr>
-        <w:instrText xml:space="preserve"> PAGEREF _Toc239543401 \h </w:instrText>
+        <w:instrText xml:space="preserve"> PAGEREF _Toc239607598 \h </w:instrText>
       </w:r>
       <w:r>
         <w:rPr>
@@ -1118,7 +1118,7 @@
         <w:rPr>
           <w:noProof/>
         </w:rPr>
-        <w:t>8</w:t>
+        <w:t>9</w:t>
       </w:r>
       <w:r>
         <w:rPr>
@@ -1163,7 +1163,7 @@
         <w:rPr>
           <w:noProof/>
         </w:rPr>
-        <w:instrText xml:space="preserve"> PAGEREF _Toc239543402 \h </w:instrText>
+        <w:instrText xml:space="preserve"> PAGEREF _Toc239607599 \h </w:instrText>
       </w:r>
       <w:r>
         <w:rPr>
@@ -1180,7 +1180,7 @@
         <w:rPr>
           <w:noProof/>
         </w:rPr>
-        <w:t>8</w:t>
+        <w:t>9</w:t>
       </w:r>
       <w:r>
         <w:rPr>
@@ -1225,7 +1225,7 @@
         <w:rPr>
           <w:noProof/>
         </w:rPr>
-        <w:instrText xml:space="preserve"> PAGEREF _Toc239543403 \h </w:instrText>
+        <w:instrText xml:space="preserve"> PAGEREF _Toc239607600 \h </w:instrText>
       </w:r>
       <w:r>
         <w:rPr>
@@ -1242,7 +1242,7 @@
         <w:rPr>
           <w:noProof/>
         </w:rPr>
-        <w:t>9</w:t>
+        <w:t>10</w:t>
       </w:r>
       <w:r>
         <w:rPr>
@@ -1287,7 +1287,7 @@
         <w:rPr>
           <w:noProof/>
         </w:rPr>
-        <w:instrText xml:space="preserve"> PAGEREF _Toc239543404 \h </w:instrText>
+        <w:instrText xml:space="preserve"> PAGEREF _Toc239607601 \h </w:instrText>
       </w:r>
       <w:r>
         <w:rPr>
@@ -1349,7 +1349,7 @@
         <w:rPr>
           <w:noProof/>
         </w:rPr>
-        <w:instrText xml:space="preserve"> PAGEREF _Toc239543405 \h </w:instrText>
+        <w:instrText xml:space="preserve"> PAGEREF _Toc239607602 \h </w:instrText>
       </w:r>
       <w:r>
         <w:rPr>
@@ -1411,7 +1411,7 @@
         <w:rPr>
           <w:noProof/>
         </w:rPr>
-        <w:instrText xml:space="preserve"> PAGEREF _Toc239543406 \h </w:instrText>
+        <w:instrText xml:space="preserve"> PAGEREF _Toc239607603 \h </w:instrText>
       </w:r>
       <w:r>
         <w:rPr>
@@ -1428,7 +1428,7 @@
         <w:rPr>
           <w:noProof/>
         </w:rPr>
-        <w:t>11</w:t>
+        <w:t>12</w:t>
       </w:r>
       <w:r>
         <w:rPr>
@@ -1473,7 +1473,7 @@
         <w:rPr>
           <w:noProof/>
         </w:rPr>
-        <w:instrText xml:space="preserve"> PAGEREF _Toc239543407 \h </w:instrText>
+        <w:instrText xml:space="preserve"> PAGEREF _Toc239607604 \h </w:instrText>
       </w:r>
       <w:r>
         <w:rPr>
@@ -1490,7 +1490,7 @@
         <w:rPr>
           <w:noProof/>
         </w:rPr>
-        <w:t>12</w:t>
+        <w:t>13</w:t>
       </w:r>
       <w:r>
         <w:rPr>
@@ -1535,7 +1535,7 @@
         <w:rPr>
           <w:noProof/>
         </w:rPr>
-        <w:instrText xml:space="preserve"> PAGEREF _Toc239543408 \h </w:instrText>
+        <w:instrText xml:space="preserve"> PAGEREF _Toc239607605 \h </w:instrText>
       </w:r>
       <w:r>
         <w:rPr>
@@ -1552,7 +1552,7 @@
         <w:rPr>
           <w:noProof/>
         </w:rPr>
-        <w:t>13</w:t>
+        <w:t>14</w:t>
       </w:r>
       <w:r>
         <w:rPr>
@@ -1612,7 +1612,7 @@
         <w:rPr>
           <w:noProof/>
         </w:rPr>
-        <w:instrText xml:space="preserve"> PAGEREF _Toc239543409 \h </w:instrText>
+        <w:instrText xml:space="preserve"> PAGEREF _Toc239607606 \h </w:instrText>
       </w:r>
       <w:r>
         <w:rPr>
@@ -1674,7 +1674,7 @@
         <w:rPr>
           <w:noProof/>
         </w:rPr>
-        <w:instrText xml:space="preserve"> PAGEREF _Toc239543410 \h </w:instrText>
+        <w:instrText xml:space="preserve"> PAGEREF _Toc239607607 \h </w:instrText>
       </w:r>
       <w:r>
         <w:rPr>
@@ -1691,7 +1691,7 @@
         <w:rPr>
           <w:noProof/>
         </w:rPr>
-        <w:t>14</w:t>
+        <w:t>15</w:t>
       </w:r>
       <w:r>
         <w:rPr>
@@ -1727,7 +1727,7 @@
           <w:rFonts w:eastAsia="Times New Roman"/>
         </w:rPr>
       </w:pPr>
-      <w:bookmarkStart w:id="1" w:name="_Toc239543389"/>
+      <w:bookmarkStart w:id="1" w:name="_Toc239607586"/>
       <w:r>
         <w:rPr>
           <w:rFonts w:eastAsia="Times New Roman"/>
@@ -2276,7 +2276,7 @@
           <w:rFonts w:eastAsia="Times New Roman"/>
         </w:rPr>
       </w:pPr>
-      <w:bookmarkStart w:id="2" w:name="_Toc239543390"/>
+      <w:bookmarkStart w:id="2" w:name="_Toc239607587"/>
       <w:r>
         <w:rPr>
           <w:rFonts w:eastAsia="Times New Roman"/>
@@ -2384,7 +2384,7 @@
           <w:rFonts w:eastAsia="Times New Roman"/>
         </w:rPr>
       </w:pPr>
-      <w:bookmarkStart w:id="3" w:name="_Toc239543391"/>
+      <w:bookmarkStart w:id="3" w:name="_Toc239607588"/>
       <w:r>
         <w:rPr>
           <w:rFonts w:eastAsia="Times New Roman"/>
@@ -3034,7 +3034,7 @@
     <w:p>
       <w:pPr>
         <w:shd w:val="clear" w:color="auto" w:fill="FFF8E8"/>
-        <w:divId w:val="407071060"/>
+        <w:divId w:val="721290285"/>
         <w:rPr>
           <w:rFonts w:ascii="Segoe UI" w:eastAsia="Times New Roman" w:hAnsi="Segoe UI" w:cs="Segoe UI"/>
           <w:color w:val="1A1A1A"/>
@@ -3174,7 +3174,7 @@
           <w:rFonts w:eastAsia="Times New Roman"/>
         </w:rPr>
       </w:pPr>
-      <w:bookmarkStart w:id="4" w:name="_Toc239543392"/>
+      <w:bookmarkStart w:id="4" w:name="_Toc239607589"/>
       <w:r>
         <w:rPr>
           <w:rFonts w:eastAsia="Times New Roman"/>
@@ -3200,7 +3200,7 @@
           <w:sz w:val="22"/>
           <w:szCs w:val="22"/>
         </w:rPr>
-        <w:t>There are 57. Rather than list them flat, here is what exists and what guards it.</w:t>
+        <w:t>There are 58. Rather than list them flat, here is what exists and what guards it.</w:t>
       </w:r>
     </w:p>
     <w:tbl>
@@ -5007,7 +5007,7 @@
                 <w:sz w:val="18"/>
                 <w:szCs w:val="18"/>
               </w:rPr>
-              <w:t>16</w:t>
+              <w:t>17</w:t>
             </w:r>
           </w:p>
         </w:tc>
@@ -5083,7 +5083,22 @@
                 <w:sz w:val="18"/>
                 <w:szCs w:val="18"/>
               </w:rPr>
-              <w:t>read, edit, versions, steps, re-ground jobs, duplicate, rewrite</w:t>
+              <w:t xml:space="preserve">read, edit, versions, steps, re-ground jobs, duplicate, rewrite, and </w:t>
+            </w:r>
+            <w:r>
+              <w:rPr>
+                <w:rStyle w:val="HTMLCode"/>
+              </w:rPr>
+              <w:t>GET /api/cases/:id/script</w:t>
+            </w:r>
+            <w:r>
+              <w:rPr>
+                <w:rFonts w:ascii="Segoe UI" w:eastAsia="Times New Roman" w:hAnsi="Segoe UI" w:cs="Segoe UI"/>
+                <w:color w:val="1A1A1A"/>
+                <w:sz w:val="18"/>
+                <w:szCs w:val="18"/>
+              </w:rPr>
+              <w:t xml:space="preserve"> — a saved case's Playwright script, from the spec stored with that version or regenerated from its IR</w:t>
             </w:r>
           </w:p>
         </w:tc>
@@ -5260,7 +5275,7 @@
     <w:p>
       <w:pPr>
         <w:shd w:val="clear" w:color="auto" w:fill="F7F9FC"/>
-        <w:divId w:val="68041936"/>
+        <w:divId w:val="1775979784"/>
         <w:rPr>
           <w:rFonts w:ascii="Segoe UI" w:eastAsia="Times New Roman" w:hAnsi="Segoe UI" w:cs="Segoe UI"/>
           <w:color w:val="1A1A1A"/>
@@ -5297,7 +5312,7 @@
         </w:numPr>
         <w:shd w:val="clear" w:color="auto" w:fill="F7F9FC"/>
         <w:spacing w:after="80"/>
-        <w:divId w:val="68041936"/>
+        <w:divId w:val="1775979784"/>
         <w:rPr>
           <w:rFonts w:ascii="Segoe UI" w:eastAsia="Times New Roman" w:hAnsi="Segoe UI" w:cs="Segoe UI"/>
           <w:color w:val="1A1A1A"/>
@@ -5329,7 +5344,7 @@
         </w:numPr>
         <w:shd w:val="clear" w:color="auto" w:fill="F7F9FC"/>
         <w:spacing w:after="80"/>
-        <w:divId w:val="68041936"/>
+        <w:divId w:val="1775979784"/>
         <w:rPr>
           <w:rFonts w:ascii="Segoe UI" w:eastAsia="Times New Roman" w:hAnsi="Segoe UI" w:cs="Segoe UI"/>
           <w:color w:val="1A1A1A"/>
@@ -5401,7 +5416,7 @@
         </w:numPr>
         <w:shd w:val="clear" w:color="auto" w:fill="F7F9FC"/>
         <w:spacing w:after="80"/>
-        <w:divId w:val="68041936"/>
+        <w:divId w:val="1775979784"/>
         <w:rPr>
           <w:rFonts w:ascii="Segoe UI" w:eastAsia="Times New Roman" w:hAnsi="Segoe UI" w:cs="Segoe UI"/>
           <w:color w:val="1A1A1A"/>
@@ -5473,7 +5488,7 @@
         </w:numPr>
         <w:shd w:val="clear" w:color="auto" w:fill="F7F9FC"/>
         <w:spacing w:after="80"/>
-        <w:divId w:val="68041936"/>
+        <w:divId w:val="1775979784"/>
         <w:rPr>
           <w:rFonts w:ascii="Segoe UI" w:eastAsia="Times New Roman" w:hAnsi="Segoe UI" w:cs="Segoe UI"/>
           <w:color w:val="1A1A1A"/>
@@ -5540,7 +5555,7 @@
     <w:p>
       <w:pPr>
         <w:shd w:val="clear" w:color="auto" w:fill="F7F9FC"/>
-        <w:divId w:val="68041936"/>
+        <w:divId w:val="1775979784"/>
         <w:rPr>
           <w:rFonts w:ascii="Segoe UI" w:eastAsia="Times New Roman" w:hAnsi="Segoe UI" w:cs="Segoe UI"/>
           <w:color w:val="1A1A1A"/>
@@ -5585,7 +5600,7 @@
           <w:rFonts w:eastAsia="Times New Roman"/>
         </w:rPr>
       </w:pPr>
-      <w:bookmarkStart w:id="5" w:name="_Toc239543393"/>
+      <w:bookmarkStart w:id="5" w:name="_Toc239607590"/>
       <w:r>
         <w:rPr>
           <w:rFonts w:eastAsia="Times New Roman"/>
@@ -5655,27 +5670,27 @@
         <w:rPr>
           <w:color w:val="1A1A1A"/>
         </w:rPr>
+        <w:t xml:space="preserve">  const abs = path.resolve(RUNS_DIR, req.params.runId, rel);</w:t>
+      </w:r>
+    </w:p>
+    <w:p>
+      <w:pPr>
+        <w:pStyle w:val="HTMLPreformatted"/>
+        <w:rPr>
+          <w:color w:val="1A1A1A"/>
+        </w:rPr>
+      </w:pPr>
+      <w:r>
+        <w:rPr>
+          <w:color w:val="1A1A1A"/>
+        </w:rPr>
         <w:t xml:space="preserve">  </w:t>
       </w:r>
       <w:r>
         <w:rPr>
           <w:color w:val="1A1A1A"/>
         </w:rPr>
-        <w:t>const abs = path.resolve(RUNS_DIR, req.params.runId, rel);</w:t>
-      </w:r>
-    </w:p>
-    <w:p>
-      <w:pPr>
-        <w:pStyle w:val="HTMLPreformatted"/>
-        <w:rPr>
-          <w:color w:val="1A1A1A"/>
-        </w:rPr>
-      </w:pPr>
-      <w:r>
-        <w:rPr>
-          <w:color w:val="1A1A1A"/>
-        </w:rPr>
-        <w:t xml:space="preserve">  if (!abs.startsWith(RUNS_DIR + path.sep)) return res.sendStatus(403);   // traversal guard</w:t>
+        <w:t>if (!abs.startsWith(RUNS_DIR + path.sep)) return res.sendStatus(403);   // traversal guard</w:t>
       </w:r>
     </w:p>
     <w:p>
@@ -5763,6 +5778,7 @@
           <w:sz w:val="22"/>
           <w:szCs w:val="22"/>
         </w:rPr>
+        <w:lastRenderedPageBreak/>
         <w:t xml:space="preserve">It is not under </w:t>
       </w:r>
       <w:r>
@@ -5841,7 +5857,6 @@
           <w:sz w:val="22"/>
           <w:szCs w:val="22"/>
         </w:rPr>
-        <w:lastRenderedPageBreak/>
         <w:t>The traversal guard is independent</w:t>
       </w:r>
       <w:r>
@@ -5961,7 +5976,16 @@
           <w:sz w:val="22"/>
           <w:szCs w:val="22"/>
         </w:rPr>
-        <w:t xml:space="preserve"> header, so the token is also read from an </w:t>
+        <w:t xml:space="preserve"> </w:t>
+      </w:r>
+      <w:r>
+        <w:rPr>
+          <w:rFonts w:ascii="Segoe UI" w:eastAsia="Times New Roman" w:hAnsi="Segoe UI" w:cs="Segoe UI"/>
+          <w:color w:val="1A1A1A"/>
+          <w:sz w:val="22"/>
+          <w:szCs w:val="22"/>
+        </w:rPr>
+        <w:t xml:space="preserve">header, so the token is also read from an </w:t>
       </w:r>
       <w:r>
         <w:rPr>
@@ -5982,7 +6006,7 @@
     <w:p>
       <w:pPr>
         <w:shd w:val="clear" w:color="auto" w:fill="FFF4F4"/>
-        <w:divId w:val="1721592610"/>
+        <w:divId w:val="451634183"/>
         <w:rPr>
           <w:rFonts w:ascii="Segoe UI" w:eastAsia="Times New Roman" w:hAnsi="Segoe UI" w:cs="Segoe UI"/>
           <w:color w:val="1A1A1A"/>
@@ -6056,16 +6080,7 @@
           <w:sz w:val="20"/>
           <w:szCs w:val="20"/>
         </w:rPr>
-        <w:t xml:space="preserve"> </w:t>
-      </w:r>
-      <w:r>
-        <w:rPr>
-          <w:rFonts w:ascii="Segoe UI" w:eastAsia="Times New Roman" w:hAnsi="Segoe UI" w:cs="Segoe UI"/>
-          <w:color w:val="1A1A1A"/>
-          <w:sz w:val="20"/>
-          <w:szCs w:val="20"/>
-        </w:rPr>
-        <w:t xml:space="preserve">unconditionally when tenancy cannot be enforced — which is the default, because </w:t>
+        <w:t xml:space="preserve"> unconditionally when tenancy cannot be enforced — which is the default, because </w:t>
       </w:r>
       <w:r>
         <w:rPr>
@@ -6159,7 +6174,7 @@
           <w:sz w:val="20"/>
           <w:szCs w:val="20"/>
         </w:rPr>
-        <w:t>the first thing to fix before expos</w:t>
+        <w:t>the fi</w:t>
       </w:r>
       <w:r>
         <w:rPr>
@@ -6170,7 +6185,7 @@
           <w:sz w:val="20"/>
           <w:szCs w:val="20"/>
         </w:rPr>
-        <w:t>ing this beyond localhost</w:t>
+        <w:t>rst thing to fix before exposing this beyond localhost</w:t>
       </w:r>
       <w:r>
         <w:rPr>
@@ -6204,7 +6219,7 @@
           <w:rFonts w:eastAsia="Times New Roman"/>
         </w:rPr>
       </w:pPr>
-      <w:bookmarkStart w:id="6" w:name="_Toc239543394"/>
+      <w:bookmarkStart w:id="6" w:name="_Toc239607591"/>
       <w:r>
         <w:rPr>
           <w:rFonts w:eastAsia="Times New Roman"/>
@@ -6231,8 +6246,9 @@
           <w:sz w:val="22"/>
           <w:szCs w:val="22"/>
         </w:rPr>
+        <w:lastRenderedPageBreak/>
         <w:drawing>
-          <wp:inline distT="0" distB="0" distL="0" distR="0" wp14:anchorId="6C52052D" wp14:editId="4E986297">
+          <wp:inline distT="0" distB="0" distL="0" distR="0" wp14:anchorId="4350120F" wp14:editId="1BD57702">
             <wp:extent cx="5969000" cy="4775200"/>
             <wp:effectExtent l="0" t="0" r="0" b="6350"/>
             <wp:docPr id="1" name="Picture 1"/>
@@ -6292,7 +6308,6 @@
         <w:rPr>
           <w:rFonts w:ascii="Segoe UI" w:hAnsi="Segoe UI" w:cs="Segoe UI"/>
         </w:rPr>
-        <w:lastRenderedPageBreak/>
         <w:t>Figure 1 — the two axes, the tables behind them, and what changes when the flag is off.</w:t>
       </w:r>
     </w:p>
@@ -6303,7 +6318,7 @@
           <w:rFonts w:eastAsia="Times New Roman"/>
         </w:rPr>
       </w:pPr>
-      <w:bookmarkStart w:id="7" w:name="_Toc239543395"/>
+      <w:bookmarkStart w:id="7" w:name="_Toc239607592"/>
       <w:r>
         <w:rPr>
           <w:rFonts w:eastAsia="Times New Roman"/>
@@ -6480,7 +6495,7 @@
     <w:p>
       <w:pPr>
         <w:shd w:val="clear" w:color="auto" w:fill="F7F9FC"/>
-        <w:divId w:val="1722171050"/>
+        <w:divId w:val="1001851192"/>
         <w:rPr>
           <w:rFonts w:ascii="Segoe UI" w:eastAsia="Times New Roman" w:hAnsi="Segoe UI" w:cs="Segoe UI"/>
           <w:color w:val="1A1A1A"/>
@@ -6571,7 +6586,7 @@
     <w:p>
       <w:pPr>
         <w:shd w:val="clear" w:color="auto" w:fill="FFF8E8"/>
-        <w:divId w:val="751662760"/>
+        <w:divId w:val="1163738791"/>
         <w:rPr>
           <w:rFonts w:ascii="Segoe UI" w:eastAsia="Times New Roman" w:hAnsi="Segoe UI" w:cs="Segoe UI"/>
           <w:color w:val="1A1A1A"/>
@@ -6622,11 +6637,12 @@
           <w:rFonts w:eastAsia="Times New Roman"/>
         </w:rPr>
       </w:pPr>
-      <w:bookmarkStart w:id="8" w:name="_Toc239543396"/>
+      <w:bookmarkStart w:id="8" w:name="_Toc239607593"/>
       <w:r>
         <w:rPr>
           <w:rFonts w:eastAsia="Times New Roman"/>
         </w:rPr>
+        <w:lastRenderedPageBreak/>
         <w:t xml:space="preserve">The governing rule of </w:t>
       </w:r>
       <w:r>
@@ -6660,7 +6676,7 @@
     <w:p>
       <w:pPr>
         <w:shd w:val="clear" w:color="auto" w:fill="F7F9FC"/>
-        <w:divId w:val="1229531354"/>
+        <w:divId w:val="746536923"/>
         <w:rPr>
           <w:rFonts w:ascii="Segoe UI" w:eastAsia="Times New Roman" w:hAnsi="Segoe UI" w:cs="Segoe UI"/>
           <w:color w:val="1A1A1A"/>
@@ -6755,7 +6771,7 @@
           <w:rFonts w:eastAsia="Times New Roman"/>
         </w:rPr>
       </w:pPr>
-      <w:bookmarkStart w:id="9" w:name="_Toc239543397"/>
+      <w:bookmarkStart w:id="9" w:name="_Toc239607594"/>
       <w:r>
         <w:rPr>
           <w:rFonts w:eastAsia="Times New Roman"/>
@@ -6877,7 +6893,7 @@
     <w:p>
       <w:pPr>
         <w:shd w:val="clear" w:color="auto" w:fill="FFF4F4"/>
-        <w:divId w:val="1055929746"/>
+        <w:divId w:val="1416586184"/>
         <w:rPr>
           <w:rFonts w:ascii="Segoe UI" w:eastAsia="Times New Roman" w:hAnsi="Segoe UI" w:cs="Segoe UI"/>
           <w:color w:val="1A1A1A"/>
@@ -6946,25 +6962,7 @@
           <w:szCs w:val="20"/>
         </w:rPr>
         <w:br/>
-      </w:r>
-      <w:r>
-        <w:rPr>
-          <w:rFonts w:ascii="Segoe UI" w:eastAsia="Times New Roman" w:hAnsi="Segoe UI" w:cs="Segoe UI"/>
-          <w:color w:val="1A1A1A"/>
-          <w:sz w:val="20"/>
-          <w:szCs w:val="20"/>
-        </w:rPr>
-        <w:t xml:space="preserve">So every permission check runs its normal code path and passes. Single-user mode is multi-user mode </w:t>
-      </w:r>
-      <w:r>
-        <w:rPr>
-          <w:rFonts w:ascii="Segoe UI" w:eastAsia="Times New Roman" w:hAnsi="Segoe UI" w:cs="Segoe UI"/>
-          <w:color w:val="1A1A1A"/>
-          <w:sz w:val="20"/>
-          <w:szCs w:val="20"/>
-        </w:rPr>
-        <w:lastRenderedPageBreak/>
-        <w:t xml:space="preserve">with exactly one member. </w:t>
+        <w:t xml:space="preserve">So every permission check runs its normal code path and passes. Single-user mode is multi-user mode with exactly one member. </w:t>
       </w:r>
       <w:r>
         <w:rPr>
@@ -7031,7 +7029,7 @@
           <w:rFonts w:eastAsia="Times New Roman"/>
         </w:rPr>
       </w:pPr>
-      <w:bookmarkStart w:id="10" w:name="_Toc239543398"/>
+      <w:bookmarkStart w:id="10" w:name="_Toc239607595"/>
       <w:r>
         <w:rPr>
           <w:rFonts w:eastAsia="Times New Roman"/>
@@ -7204,7 +7202,7 @@
     <w:p>
       <w:pPr>
         <w:shd w:val="clear" w:color="auto" w:fill="FFF8E8"/>
-        <w:divId w:val="1259365472"/>
+        <w:divId w:val="1303995952"/>
         <w:rPr>
           <w:rFonts w:ascii="Segoe UI" w:eastAsia="Times New Roman" w:hAnsi="Segoe UI" w:cs="Segoe UI"/>
           <w:color w:val="1A1A1A"/>
@@ -7274,6 +7272,7 @@
           <w:sz w:val="20"/>
           <w:szCs w:val="20"/>
         </w:rPr>
+        <w:lastRenderedPageBreak/>
         <w:t>And one subtle API detail:</w:t>
       </w:r>
       <w:r>
@@ -7328,7 +7327,16 @@
           <w:sz w:val="20"/>
           <w:szCs w:val="20"/>
         </w:rPr>
-        <w:t xml:space="preserve"> to mean "nothing visible". Getting those two confused inverts the check. </w:t>
+        <w:t xml:space="preserve"> </w:t>
+      </w:r>
+      <w:r>
+        <w:rPr>
+          <w:rFonts w:ascii="Segoe UI" w:eastAsia="Times New Roman" w:hAnsi="Segoe UI" w:cs="Segoe UI"/>
+          <w:color w:val="1A1A1A"/>
+          <w:sz w:val="20"/>
+          <w:szCs w:val="20"/>
+        </w:rPr>
+        <w:t xml:space="preserve">to mean "nothing visible". Getting those two confused inverts the check. </w:t>
       </w:r>
     </w:p>
     <w:p>
@@ -7338,7 +7346,7 @@
           <w:rFonts w:eastAsia="Times New Roman"/>
         </w:rPr>
       </w:pPr>
-      <w:bookmarkStart w:id="11" w:name="_Toc239543399"/>
+      <w:bookmarkStart w:id="11" w:name="_Toc239607596"/>
       <w:r>
         <w:rPr>
           <w:rFonts w:eastAsia="Times New Roman"/>
@@ -7507,7 +7515,7 @@
     <w:p>
       <w:pPr>
         <w:shd w:val="clear" w:color="auto" w:fill="FFF4F4"/>
-        <w:divId w:val="798954816"/>
+        <w:divId w:val="391932058"/>
         <w:rPr>
           <w:rFonts w:ascii="Segoe UI" w:eastAsia="Times New Roman" w:hAnsi="Segoe UI" w:cs="Segoe UI"/>
           <w:color w:val="1A1A1A"/>
@@ -7673,12 +7681,11 @@
           <w:rFonts w:eastAsia="Times New Roman"/>
         </w:rPr>
       </w:pPr>
-      <w:bookmarkStart w:id="12" w:name="_Toc239543400"/>
+      <w:bookmarkStart w:id="12" w:name="_Toc239607597"/>
       <w:r>
         <w:rPr>
           <w:rFonts w:eastAsia="Times New Roman"/>
         </w:rPr>
-        <w:lastRenderedPageBreak/>
         <w:t>Organisation management</w:t>
       </w:r>
       <w:bookmarkEnd w:id="12"/>
@@ -7799,7 +7806,7 @@
     <w:p>
       <w:pPr>
         <w:shd w:val="clear" w:color="auto" w:fill="FFF8E8"/>
-        <w:divId w:val="1379864526"/>
+        <w:divId w:val="1147430528"/>
         <w:rPr>
           <w:rFonts w:ascii="Segoe UI" w:eastAsia="Times New Roman" w:hAnsi="Segoe UI" w:cs="Segoe UI"/>
           <w:color w:val="1A1A1A"/>
@@ -7934,11 +7941,12 @@
           <w:rFonts w:eastAsia="Times New Roman"/>
         </w:rPr>
       </w:pPr>
-      <w:bookmarkStart w:id="13" w:name="_Toc239543401"/>
+      <w:bookmarkStart w:id="13" w:name="_Toc239607598"/>
       <w:r>
         <w:rPr>
           <w:rFonts w:eastAsia="Times New Roman"/>
         </w:rPr>
+        <w:lastRenderedPageBreak/>
         <w:t>5. The database</w:t>
       </w:r>
       <w:bookmarkEnd w:id="13"/>
@@ -8023,7 +8031,7 @@
           <w:rFonts w:eastAsia="Times New Roman"/>
         </w:rPr>
       </w:pPr>
-      <w:bookmarkStart w:id="14" w:name="_Toc239543402"/>
+      <w:bookmarkStart w:id="14" w:name="_Toc239607599"/>
       <w:r>
         <w:rPr>
           <w:rFonts w:eastAsia="Times New Roman"/>
@@ -8670,7 +8678,6 @@
               <w:rPr>
                 <w:rStyle w:val="HTMLCode"/>
               </w:rPr>
-              <w:lastRenderedPageBreak/>
               <w:t>project_members</w:t>
             </w:r>
           </w:p>
@@ -9553,6 +9560,7 @@
               <w:rPr>
                 <w:rStyle w:val="HTMLCode"/>
               </w:rPr>
+              <w:lastRenderedPageBreak/>
               <w:t>test_case_versions</w:t>
             </w:r>
           </w:p>
@@ -9880,7 +9888,7 @@
     <w:p>
       <w:pPr>
         <w:shd w:val="clear" w:color="auto" w:fill="FFF4F4"/>
-        <w:divId w:val="2005812933"/>
+        <w:divId w:val="1423381084"/>
         <w:rPr>
           <w:rFonts w:ascii="Segoe UI" w:eastAsia="Times New Roman" w:hAnsi="Segoe UI" w:cs="Segoe UI"/>
           <w:color w:val="1A1A1A"/>
@@ -10056,16 +10064,16 @@
           <w:sz w:val="20"/>
           <w:szCs w:val="20"/>
         </w:rPr>
-        <w:t xml:space="preserve"> whenever they are not, regardless of any flag. So "local flag-off mode" means runs, artifacts and polling all work </w:t>
-      </w:r>
-      <w:r>
-        <w:rPr>
-          <w:rFonts w:ascii="Segoe UI" w:eastAsia="Times New Roman" w:hAnsi="Segoe UI" w:cs="Segoe UI"/>
-          <w:color w:val="1A1A1A"/>
-          <w:sz w:val="20"/>
-          <w:szCs w:val="20"/>
-        </w:rPr>
-        <w:t xml:space="preserve">while roughly half the route table 503s. That is expected, not a bug. </w:t>
+        <w:t xml:space="preserve"> </w:t>
+      </w:r>
+      <w:r>
+        <w:rPr>
+          <w:rFonts w:ascii="Segoe UI" w:eastAsia="Times New Roman" w:hAnsi="Segoe UI" w:cs="Segoe UI"/>
+          <w:color w:val="1A1A1A"/>
+          <w:sz w:val="20"/>
+          <w:szCs w:val="20"/>
+        </w:rPr>
+        <w:t xml:space="preserve">whenever they are not, regardless of any flag. So "local flag-off mode" means runs, artifacts and polling all work while roughly half the route table 503s. That is expected, not a bug. </w:t>
       </w:r>
       <w:r>
         <w:rPr>
@@ -10163,7 +10171,7 @@
           <w:rFonts w:eastAsia="Times New Roman"/>
         </w:rPr>
       </w:pPr>
-      <w:bookmarkStart w:id="15" w:name="_Toc239543403"/>
+      <w:bookmarkStart w:id="15" w:name="_Toc239607600"/>
       <w:r>
         <w:rPr>
           <w:rFonts w:eastAsia="Times New Roman"/>
@@ -10183,7 +10191,6 @@
         <w:rPr>
           <w:color w:val="1A1A1A"/>
         </w:rPr>
-        <w:lastRenderedPageBreak/>
         <w:t>void (async () =&gt; { ... })();   // errors are console.error'd, never thrown</w:t>
       </w:r>
     </w:p>
@@ -10210,7 +10217,7 @@
     <w:p>
       <w:pPr>
         <w:shd w:val="clear" w:color="auto" w:fill="FFF8E8"/>
-        <w:divId w:val="380638848"/>
+        <w:divId w:val="1371805191"/>
         <w:rPr>
           <w:rFonts w:ascii="Segoe UI" w:eastAsia="Times New Roman" w:hAnsi="Segoe UI" w:cs="Segoe UI"/>
           <w:color w:val="1A1A1A"/>
@@ -10301,7 +10308,7 @@
           <w:rFonts w:eastAsia="Times New Roman"/>
         </w:rPr>
       </w:pPr>
-      <w:bookmarkStart w:id="16" w:name="_Toc239543404"/>
+      <w:bookmarkStart w:id="16" w:name="_Toc239607601"/>
       <w:r>
         <w:rPr>
           <w:rFonts w:eastAsia="Times New Roman"/>
@@ -10413,6 +10420,7 @@
         <w:rPr>
           <w:color w:val="1A1A1A"/>
         </w:rPr>
+        <w:lastRenderedPageBreak/>
         <w:t>export function summariseRun(runId: string): RunSummary;</w:t>
       </w:r>
     </w:p>
@@ -10477,8 +10485,28 @@
           <w:sz w:val="22"/>
           <w:szCs w:val="22"/>
         </w:rPr>
-        <w:t xml:space="preserve"> </w:t>
-      </w:r>
+        <w:t xml:space="preserve"> is the directory's filesystem creation time</w:t>
+      </w:r>
+      <w:r>
+        <w:rPr>
+          <w:rFonts w:ascii="Segoe UI" w:hAnsi="Segoe UI" w:cs="Segoe UI"/>
+          <w:color w:val="1A1A1A"/>
+          <w:sz w:val="22"/>
+          <w:szCs w:val="22"/>
+        </w:rPr>
+        <w:t>, not the timestamp in the run ID. Copying or moving a run directory changes where it appears in history.</w:t>
+      </w:r>
+    </w:p>
+    <w:p>
+      <w:pPr>
+        <w:pStyle w:val="NormalWeb"/>
+        <w:rPr>
+          <w:rFonts w:ascii="Segoe UI" w:hAnsi="Segoe UI" w:cs="Segoe UI"/>
+          <w:color w:val="1A1A1A"/>
+          <w:sz w:val="22"/>
+          <w:szCs w:val="22"/>
+        </w:rPr>
+      </w:pPr>
       <w:r>
         <w:rPr>
           <w:rFonts w:ascii="Segoe UI" w:hAnsi="Segoe UI" w:cs="Segoe UI"/>
@@ -10488,37 +10516,6 @@
           <w:sz w:val="22"/>
           <w:szCs w:val="22"/>
         </w:rPr>
-        <w:t>is the directory's filesystem creation time</w:t>
-      </w:r>
-      <w:r>
-        <w:rPr>
-          <w:rFonts w:ascii="Segoe UI" w:hAnsi="Segoe UI" w:cs="Segoe UI"/>
-          <w:color w:val="1A1A1A"/>
-          <w:sz w:val="22"/>
-          <w:szCs w:val="22"/>
-        </w:rPr>
-        <w:t>, not the timestamp in the run ID. Copying or moving a run directory changes where it appears in history.</w:t>
-      </w:r>
-    </w:p>
-    <w:p>
-      <w:pPr>
-        <w:pStyle w:val="NormalWeb"/>
-        <w:rPr>
-          <w:rFonts w:ascii="Segoe UI" w:hAnsi="Segoe UI" w:cs="Segoe UI"/>
-          <w:color w:val="1A1A1A"/>
-          <w:sz w:val="22"/>
-          <w:szCs w:val="22"/>
-        </w:rPr>
-      </w:pPr>
-      <w:r>
-        <w:rPr>
-          <w:rFonts w:ascii="Segoe UI" w:hAnsi="Segoe UI" w:cs="Segoe UI"/>
-          <w:b/>
-          <w:bCs/>
-          <w:color w:val="1A1A1A"/>
-          <w:sz w:val="22"/>
-          <w:szCs w:val="22"/>
-        </w:rPr>
         <w:t>Two synthetic events get invented on read.</w:t>
       </w:r>
       <w:r>
@@ -10569,7 +10566,7 @@
     <w:p>
       <w:pPr>
         <w:shd w:val="clear" w:color="auto" w:fill="F7F9FC"/>
-        <w:divId w:val="1283265504"/>
+        <w:divId w:val="613367111"/>
         <w:rPr>
           <w:rFonts w:ascii="Segoe UI" w:eastAsia="Times New Roman" w:hAnsi="Segoe UI" w:cs="Segoe UI"/>
           <w:color w:val="1A1A1A"/>
@@ -10601,7 +10598,7 @@
     <w:p>
       <w:pPr>
         <w:pStyle w:val="HTMLPreformatted"/>
-        <w:divId w:val="1283265504"/>
+        <w:divId w:val="613367111"/>
         <w:rPr>
           <w:color w:val="1A1A1A"/>
         </w:rPr>
@@ -10616,7 +10613,7 @@
     <w:p>
       <w:pPr>
         <w:pStyle w:val="HTMLPreformatted"/>
-        <w:divId w:val="1283265504"/>
+        <w:divId w:val="613367111"/>
         <w:rPr>
           <w:color w:val="1A1A1A"/>
         </w:rPr>
@@ -10631,7 +10628,7 @@
     <w:p>
       <w:pPr>
         <w:shd w:val="clear" w:color="auto" w:fill="F7F9FC"/>
-        <w:divId w:val="1283265504"/>
+        <w:divId w:val="613367111"/>
         <w:rPr>
           <w:rFonts w:ascii="Segoe UI" w:eastAsia="Times New Roman" w:hAnsi="Segoe UI" w:cs="Segoe UI"/>
           <w:color w:val="1A1A1A"/>
@@ -10676,12 +10673,11 @@
           <w:rFonts w:eastAsia="Times New Roman"/>
         </w:rPr>
       </w:pPr>
-      <w:bookmarkStart w:id="17" w:name="_Toc239543405"/>
+      <w:bookmarkStart w:id="17" w:name="_Toc239607602"/>
       <w:r>
         <w:rPr>
           <w:rFonts w:eastAsia="Times New Roman"/>
         </w:rPr>
-        <w:lastRenderedPageBreak/>
         <w:t>7. Concurrency</w:t>
       </w:r>
       <w:bookmarkEnd w:id="17"/>
@@ -10853,7 +10849,7 @@
     <w:p>
       <w:pPr>
         <w:shd w:val="clear" w:color="auto" w:fill="FFF4F4"/>
-        <w:divId w:val="294679960"/>
+        <w:divId w:val="2015329779"/>
         <w:rPr>
           <w:rFonts w:ascii="Segoe UI" w:eastAsia="Times New Roman" w:hAnsi="Segoe UI" w:cs="Segoe UI"/>
           <w:color w:val="1A1A1A"/>
@@ -10870,6 +10866,7 @@
           <w:sz w:val="20"/>
           <w:szCs w:val="20"/>
         </w:rPr>
+        <w:lastRenderedPageBreak/>
         <w:t>Two environment-variable footguns, both silent.</w:t>
       </w:r>
       <w:r>
@@ -11081,7 +11078,7 @@
     <w:p>
       <w:pPr>
         <w:shd w:val="clear" w:color="auto" w:fill="FFF8E8"/>
-        <w:divId w:val="1683122248"/>
+        <w:divId w:val="2058166421"/>
         <w:rPr>
           <w:rFonts w:ascii="Segoe UI" w:eastAsia="Times New Roman" w:hAnsi="Segoe UI" w:cs="Segoe UI"/>
           <w:color w:val="1A1A1A"/>
@@ -11132,7 +11129,7 @@
           <w:rFonts w:eastAsia="Times New Roman"/>
         </w:rPr>
       </w:pPr>
-      <w:bookmarkStart w:id="18" w:name="_Toc239543406"/>
+      <w:bookmarkStart w:id="18" w:name="_Toc239607603"/>
       <w:r>
         <w:rPr>
           <w:rFonts w:eastAsia="Times New Roman"/>
@@ -11263,7 +11260,6 @@
         <w:rPr>
           <w:color w:val="1A1A1A"/>
         </w:rPr>
-        <w:lastRenderedPageBreak/>
         <w:t xml:space="preserve">   ↓</w:t>
       </w:r>
     </w:p>
@@ -11284,7 +11280,7 @@
     <w:p>
       <w:pPr>
         <w:shd w:val="clear" w:color="auto" w:fill="F7F9FC"/>
-        <w:divId w:val="878124764"/>
+        <w:divId w:val="133571125"/>
         <w:rPr>
           <w:rFonts w:ascii="Segoe UI" w:eastAsia="Times New Roman" w:hAnsi="Segoe UI" w:cs="Segoe UI"/>
           <w:color w:val="1A1A1A"/>
@@ -11431,7 +11427,7 @@
     <w:p>
       <w:pPr>
         <w:shd w:val="clear" w:color="auto" w:fill="FFF8E8"/>
-        <w:divId w:val="2075540869"/>
+        <w:divId w:val="1791625331"/>
         <w:rPr>
           <w:rFonts w:ascii="Segoe UI" w:eastAsia="Times New Roman" w:hAnsi="Segoe UI" w:cs="Segoe UI"/>
           <w:color w:val="1A1A1A"/>
@@ -11501,7 +11497,7 @@
     <w:p>
       <w:pPr>
         <w:shd w:val="clear" w:color="auto" w:fill="FFF4F4"/>
-        <w:divId w:val="539169241"/>
+        <w:divId w:val="706489678"/>
         <w:rPr>
           <w:rFonts w:ascii="Segoe UI" w:eastAsia="Times New Roman" w:hAnsi="Segoe UI" w:cs="Segoe UI"/>
           <w:color w:val="1A1A1A"/>
@@ -11577,7 +11573,17 @@
           <w:sz w:val="20"/>
           <w:szCs w:val="20"/>
         </w:rPr>
-        <w:t xml:space="preserve"> into the login form. The sign-in failed silently and the case died several steps later on a completely unrelated assertion. Confirmed on run </w:t>
+        <w:t xml:space="preserve"> into the login form. The sign-in failed silently and the case died several steps later on a completely unrelated </w:t>
+      </w:r>
+      <w:r>
+        <w:rPr>
+          <w:rFonts w:ascii="Segoe UI" w:eastAsia="Times New Roman" w:hAnsi="Segoe UI" w:cs="Segoe UI"/>
+          <w:color w:val="1A1A1A"/>
+          <w:sz w:val="20"/>
+          <w:szCs w:val="20"/>
+        </w:rPr>
+        <w:lastRenderedPageBreak/>
+        <w:t xml:space="preserve">assertion. Confirmed on run </w:t>
       </w:r>
       <w:r>
         <w:rPr>
@@ -11636,7 +11642,7 @@
           <w:rFonts w:eastAsia="Times New Roman"/>
         </w:rPr>
       </w:pPr>
-      <w:bookmarkStart w:id="19" w:name="_Toc239543407"/>
+      <w:bookmarkStart w:id="19" w:name="_Toc239607604"/>
       <w:r>
         <w:rPr>
           <w:rFonts w:eastAsia="Times New Roman"/>
@@ -12215,7 +12221,6 @@
               <w:rPr>
                 <w:rStyle w:val="HTMLCode"/>
               </w:rPr>
-              <w:lastRenderedPageBreak/>
               <w:t>pendingCaseSelection.ts</w:t>
             </w:r>
           </w:p>
@@ -12873,7 +12878,17 @@
                 <w:sz w:val="18"/>
                 <w:szCs w:val="18"/>
               </w:rPr>
-              <w:t>would put them in run history and the shadow comparison. Jobs are personal: another account is refused even in the same organisation.</w:t>
+              <w:t xml:space="preserve">would put them in run history and the shadow </w:t>
+            </w:r>
+            <w:r>
+              <w:rPr>
+                <w:rFonts w:ascii="Segoe UI" w:eastAsia="Times New Roman" w:hAnsi="Segoe UI" w:cs="Segoe UI"/>
+                <w:color w:val="1A1A1A"/>
+                <w:sz w:val="18"/>
+                <w:szCs w:val="18"/>
+              </w:rPr>
+              <w:lastRenderedPageBreak/>
+              <w:t>comparison. Jobs are personal: another account is refused even in the same organisation.</w:t>
             </w:r>
           </w:p>
         </w:tc>
@@ -12910,6 +12925,7 @@
               <w:rPr>
                 <w:rStyle w:val="HTMLCode"/>
               </w:rPr>
+              <w:lastRenderedPageBreak/>
               <w:t>rewrite.ts</w:t>
             </w:r>
           </w:p>
@@ -13373,7 +13389,7 @@
           <w:rFonts w:eastAsia="Times New Roman"/>
         </w:rPr>
       </w:pPr>
-      <w:bookmarkStart w:id="20" w:name="_Toc239543408"/>
+      <w:bookmarkStart w:id="20" w:name="_Toc239607605"/>
       <w:r>
         <w:rPr>
           <w:rFonts w:eastAsia="Times New Roman"/>
@@ -13440,7 +13456,7 @@
     <w:p>
       <w:pPr>
         <w:shd w:val="clear" w:color="auto" w:fill="F7F9FC"/>
-        <w:divId w:val="1167745371"/>
+        <w:divId w:val="1017580835"/>
         <w:rPr>
           <w:rFonts w:ascii="Segoe UI" w:eastAsia="Times New Roman" w:hAnsi="Segoe UI" w:cs="Segoe UI"/>
           <w:color w:val="1A1A1A"/>
@@ -13505,17 +13521,7 @@
           <w:sz w:val="20"/>
           <w:szCs w:val="20"/>
         </w:rPr>
-        <w:t xml:space="preserve"> case is constrained to the parser's vocabulary, and every proposed line is re-run </w:t>
-      </w:r>
-      <w:r>
-        <w:rPr>
-          <w:rFonts w:ascii="Segoe UI" w:eastAsia="Times New Roman" w:hAnsi="Segoe UI" w:cs="Segoe UI"/>
-          <w:color w:val="1A1A1A"/>
-          <w:sz w:val="20"/>
-          <w:szCs w:val="20"/>
-        </w:rPr>
-        <w:lastRenderedPageBreak/>
-        <w:t xml:space="preserve">through the real parser before you see it — the model cannot widen the accepted grammar. </w:t>
+        <w:t xml:space="preserve"> case is constrained to the parser's vocabulary, and every proposed line is re-run through the real parser before you see it — the model cannot widen the accepted grammar. </w:t>
       </w:r>
       <w:r>
         <w:rPr>
@@ -13579,7 +13585,7 @@
           <w:rFonts w:eastAsia="Times New Roman"/>
         </w:rPr>
       </w:pPr>
-      <w:bookmarkStart w:id="21" w:name="_Toc239543409"/>
+      <w:bookmarkStart w:id="21" w:name="_Toc239607606"/>
       <w:r>
         <w:rPr>
           <w:rFonts w:eastAsia="Times New Roman"/>
@@ -13649,7 +13655,7 @@
     <w:p>
       <w:pPr>
         <w:shd w:val="clear" w:color="auto" w:fill="FFF8E8"/>
-        <w:divId w:val="306672104"/>
+        <w:divId w:val="133956405"/>
         <w:rPr>
           <w:rFonts w:ascii="Segoe UI" w:eastAsia="Times New Roman" w:hAnsi="Segoe UI" w:cs="Segoe UI"/>
           <w:color w:val="1A1A1A"/>
@@ -13681,7 +13687,7 @@
     <w:p>
       <w:pPr>
         <w:pStyle w:val="HTMLPreformatted"/>
-        <w:divId w:val="306672104"/>
+        <w:divId w:val="133956405"/>
         <w:rPr>
           <w:color w:val="1A1A1A"/>
         </w:rPr>
@@ -13696,7 +13702,7 @@
     <w:p>
       <w:pPr>
         <w:shd w:val="clear" w:color="auto" w:fill="FFF8E8"/>
-        <w:divId w:val="306672104"/>
+        <w:divId w:val="133956405"/>
         <w:rPr>
           <w:rFonts w:ascii="Segoe UI" w:eastAsia="Times New Roman" w:hAnsi="Segoe UI" w:cs="Segoe UI"/>
           <w:color w:val="1A1A1A"/>
@@ -13754,6 +13760,7 @@
           <w:sz w:val="22"/>
           <w:szCs w:val="22"/>
         </w:rPr>
+        <w:lastRenderedPageBreak/>
         <w:t>Optimistic concurrency is re-checked at write time.</w:t>
       </w:r>
       <w:r>
@@ -13799,7 +13806,7 @@
     <w:p>
       <w:pPr>
         <w:shd w:val="clear" w:color="auto" w:fill="F7F9FC"/>
-        <w:divId w:val="1825314404"/>
+        <w:divId w:val="323818493"/>
         <w:rPr>
           <w:rFonts w:ascii="Segoe UI" w:eastAsia="Times New Roman" w:hAnsi="Segoe UI" w:cs="Segoe UI"/>
           <w:color w:val="1A1A1A"/>
@@ -13850,7 +13857,7 @@
           <w:rFonts w:eastAsia="Times New Roman"/>
         </w:rPr>
       </w:pPr>
-      <w:bookmarkStart w:id="22" w:name="_Toc239543410"/>
+      <w:bookmarkStart w:id="22" w:name="_Toc239607607"/>
       <w:r>
         <w:rPr>
           <w:rFonts w:eastAsia="Times New Roman"/>
@@ -14267,7 +14274,6 @@
           <w:sz w:val="22"/>
           <w:szCs w:val="22"/>
         </w:rPr>
-        <w:lastRenderedPageBreak/>
         <w:t>Two duplications pinned only by convention:</w:t>
       </w:r>
       <w:r>
@@ -14453,9 +14459,9 @@
 <file path=word/numbering.xml><?xml version="1.0" encoding="utf-8"?>
 <w:numbering xmlns:wpc="http://schemas.microsoft.com/office/word/2010/wordprocessingCanvas" xmlns:cx="http://schemas.microsoft.com/office/drawing/2014/chartex" xmlns:cx1="http://schemas.microsoft.com/office/drawing/2015/9/8/chartex" xmlns:cx2="http://schemas.microsoft.com/office/drawing/2015/10/21/chartex" xmlns:cx3="http://schemas.microsoft.com/office/drawing/2016/5/9/chartex" xmlns:cx4="http://schemas.microsoft.com/office/drawing/2016/5/10/chartex" xmlns:cx5="http://schemas.microsoft.com/office/drawing/2016/5/11/chartex" xmlns:cx6="http://schemas.microsoft.com/office/drawing/2016/5/12/chartex" xmlns:cx7="http://schemas.microsoft.com/office/drawing/2016/5/13/chartex" xmlns:cx8="http://schemas.microsoft.com/office/drawing/2016/5/14/chartex" xmlns:mc="http://schemas.openxmlformats.org/markup-compatibility/2006" xmlns:aink="http://schemas.microsoft.com/office/drawing/2016/ink" xmlns:am3d="http://schemas.microsoft.com/office/drawing/2017/model3d" xmlns:o="urn:schemas-microsoft-com:office:office" xmlns:oel="http://schemas.microsoft.com/office/2019/extlst" xmlns:r="http://schemas.openxmlformats.org/officeDocument/2006/relationships" xmlns:m="http://schemas.openxmlformats.org/officeDocument/2006/math" xmlns:v="urn:schemas-microsoft-com:vml" xmlns:wp14="http://schemas.microsoft.com/office/word/2010/wordprocessingDrawing" xmlns:wp="http://schemas.openxmlformats.org/drawingml/2006/wordprocessingDrawing" xmlns:w10="urn:schemas-microsoft-com:office:word" xmlns:w="http://schemas.openxmlformats.org/wordprocessingml/2006/main" xmlns:w14="http://schemas.microsoft.com/office/word/2010/wordml" xmlns:w15="http://schemas.microsoft.com/office/word/2012/wordml" xmlns:w16cex="http://schemas.microsoft.com/office/word/2018/wordml/cex" xmlns:w16cid="http://schemas.microsoft.com/office/word/2016/wordml/cid" xmlns:w16="http://schemas.microsoft.com/office/word/2018/wordml" xmlns:w16du="http://schemas.microsoft.com/office/word/2023/wordml/word16du" xmlns:w16sdtdh="http://schemas.microsoft.com/office/word/2020/wordml/sdtdatahash" xmlns:w16sdtfl="http://schemas.microsoft.com/office/word/2024/wordml/sdtformatlock" xmlns:w16se="http://schemas.microsoft.com/office/word/2015/wordml/symex" xmlns:wpg="http://schemas.microsoft.com/office/word/2010/wordprocessingGroup" xmlns:wpi="http://schemas.microsoft.com/office/word/2010/wordprocessingInk" xmlns:wne="http://schemas.microsoft.com/office/word/2006/wordml" xmlns:wps="http://schemas.microsoft.com/office/word/2010/wordprocessingShape" mc:Ignorable="w14 w15 w16se w16cid w16 w16cex w16sdtdh w16sdtfl w16du wp14">
   <w:abstractNum w:abstractNumId="0" w15:restartNumberingAfterBreak="0">
-    <w:nsid w:val="14495CC7"/>
+    <w:nsid w:val="0C3C044B"/>
     <w:multiLevelType w:val="multilevel"/>
-    <w:tmpl w:val="1F70812C"/>
+    <w:tmpl w:val="9CEA60D2"/>
     <w:lvl w:ilvl="0">
       <w:start w:val="1"/>
       <w:numFmt w:val="decimal"/>
@@ -14566,122 +14572,9 @@
     </w:lvl>
   </w:abstractNum>
   <w:abstractNum w:abstractNumId="1" w15:restartNumberingAfterBreak="0">
-    <w:nsid w:val="17A95187"/>
+    <w:nsid w:val="0DFE7D30"/>
     <w:multiLevelType w:val="multilevel"/>
-    <w:tmpl w:val="C11851BA"/>
-    <w:lvl w:ilvl="0">
-      <w:start w:val="1"/>
-      <w:numFmt w:val="decimal"/>
-      <w:lvlText w:val="%1."/>
-      <w:lvlJc w:val="left"/>
-      <w:pPr>
-        <w:tabs>
-          <w:tab w:val="num" w:pos="720"/>
-        </w:tabs>
-        <w:ind w:left="720" w:hanging="360"/>
-      </w:pPr>
-    </w:lvl>
-    <w:lvl w:ilvl="1" w:tentative="1">
-      <w:start w:val="1"/>
-      <w:numFmt w:val="decimal"/>
-      <w:lvlText w:val="%2."/>
-      <w:lvlJc w:val="left"/>
-      <w:pPr>
-        <w:tabs>
-          <w:tab w:val="num" w:pos="1440"/>
-        </w:tabs>
-        <w:ind w:left="1440" w:hanging="360"/>
-      </w:pPr>
-    </w:lvl>
-    <w:lvl w:ilvl="2" w:tentative="1">
-      <w:start w:val="1"/>
-      <w:numFmt w:val="decimal"/>
-      <w:lvlText w:val="%3."/>
-      <w:lvlJc w:val="left"/>
-      <w:pPr>
-        <w:tabs>
-          <w:tab w:val="num" w:pos="2160"/>
-        </w:tabs>
-        <w:ind w:left="2160" w:hanging="360"/>
-      </w:pPr>
-    </w:lvl>
-    <w:lvl w:ilvl="3" w:tentative="1">
-      <w:start w:val="1"/>
-      <w:numFmt w:val="decimal"/>
-      <w:lvlText w:val="%4."/>
-      <w:lvlJc w:val="left"/>
-      <w:pPr>
-        <w:tabs>
-          <w:tab w:val="num" w:pos="2880"/>
-        </w:tabs>
-        <w:ind w:left="2880" w:hanging="360"/>
-      </w:pPr>
-    </w:lvl>
-    <w:lvl w:ilvl="4" w:tentative="1">
-      <w:start w:val="1"/>
-      <w:numFmt w:val="decimal"/>
-      <w:lvlText w:val="%5."/>
-      <w:lvlJc w:val="left"/>
-      <w:pPr>
-        <w:tabs>
-          <w:tab w:val="num" w:pos="3600"/>
-        </w:tabs>
-        <w:ind w:left="3600" w:hanging="360"/>
-      </w:pPr>
-    </w:lvl>
-    <w:lvl w:ilvl="5" w:tentative="1">
-      <w:start w:val="1"/>
-      <w:numFmt w:val="decimal"/>
-      <w:lvlText w:val="%6."/>
-      <w:lvlJc w:val="left"/>
-      <w:pPr>
-        <w:tabs>
-          <w:tab w:val="num" w:pos="4320"/>
-        </w:tabs>
-        <w:ind w:left="4320" w:hanging="360"/>
-      </w:pPr>
-    </w:lvl>
-    <w:lvl w:ilvl="6" w:tentative="1">
-      <w:start w:val="1"/>
-      <w:numFmt w:val="decimal"/>
-      <w:lvlText w:val="%7."/>
-      <w:lvlJc w:val="left"/>
-      <w:pPr>
-        <w:tabs>
-          <w:tab w:val="num" w:pos="5040"/>
-        </w:tabs>
-        <w:ind w:left="5040" w:hanging="360"/>
-      </w:pPr>
-    </w:lvl>
-    <w:lvl w:ilvl="7" w:tentative="1">
-      <w:start w:val="1"/>
-      <w:numFmt w:val="decimal"/>
-      <w:lvlText w:val="%8."/>
-      <w:lvlJc w:val="left"/>
-      <w:pPr>
-        <w:tabs>
-          <w:tab w:val="num" w:pos="5760"/>
-        </w:tabs>
-        <w:ind w:left="5760" w:hanging="360"/>
-      </w:pPr>
-    </w:lvl>
-    <w:lvl w:ilvl="8" w:tentative="1">
-      <w:start w:val="1"/>
-      <w:numFmt w:val="decimal"/>
-      <w:lvlText w:val="%9."/>
-      <w:lvlJc w:val="left"/>
-      <w:pPr>
-        <w:tabs>
-          <w:tab w:val="num" w:pos="6480"/>
-        </w:tabs>
-        <w:ind w:left="6480" w:hanging="360"/>
-      </w:pPr>
-    </w:lvl>
-  </w:abstractNum>
-  <w:abstractNum w:abstractNumId="2" w15:restartNumberingAfterBreak="0">
-    <w:nsid w:val="1E640DCE"/>
-    <w:multiLevelType w:val="multilevel"/>
-    <w:tmpl w:val="AC54A5DA"/>
+    <w:tmpl w:val="CF404528"/>
     <w:lvl w:ilvl="0">
       <w:start w:val="1"/>
       <w:numFmt w:val="bullet"/>
@@ -14827,123 +14720,10 @@
       </w:rPr>
     </w:lvl>
   </w:abstractNum>
-  <w:abstractNum w:abstractNumId="3" w15:restartNumberingAfterBreak="0">
-    <w:nsid w:val="3C6E799B"/>
+  <w:abstractNum w:abstractNumId="2" w15:restartNumberingAfterBreak="0">
+    <w:nsid w:val="14152A62"/>
     <w:multiLevelType w:val="multilevel"/>
-    <w:tmpl w:val="01F436D0"/>
-    <w:lvl w:ilvl="0">
-      <w:start w:val="1"/>
-      <w:numFmt w:val="decimal"/>
-      <w:lvlText w:val="%1."/>
-      <w:lvlJc w:val="left"/>
-      <w:pPr>
-        <w:tabs>
-          <w:tab w:val="num" w:pos="720"/>
-        </w:tabs>
-        <w:ind w:left="720" w:hanging="360"/>
-      </w:pPr>
-    </w:lvl>
-    <w:lvl w:ilvl="1" w:tentative="1">
-      <w:start w:val="1"/>
-      <w:numFmt w:val="decimal"/>
-      <w:lvlText w:val="%2."/>
-      <w:lvlJc w:val="left"/>
-      <w:pPr>
-        <w:tabs>
-          <w:tab w:val="num" w:pos="1440"/>
-        </w:tabs>
-        <w:ind w:left="1440" w:hanging="360"/>
-      </w:pPr>
-    </w:lvl>
-    <w:lvl w:ilvl="2" w:tentative="1">
-      <w:start w:val="1"/>
-      <w:numFmt w:val="decimal"/>
-      <w:lvlText w:val="%3."/>
-      <w:lvlJc w:val="left"/>
-      <w:pPr>
-        <w:tabs>
-          <w:tab w:val="num" w:pos="2160"/>
-        </w:tabs>
-        <w:ind w:left="2160" w:hanging="360"/>
-      </w:pPr>
-    </w:lvl>
-    <w:lvl w:ilvl="3" w:tentative="1">
-      <w:start w:val="1"/>
-      <w:numFmt w:val="decimal"/>
-      <w:lvlText w:val="%4."/>
-      <w:lvlJc w:val="left"/>
-      <w:pPr>
-        <w:tabs>
-          <w:tab w:val="num" w:pos="2880"/>
-        </w:tabs>
-        <w:ind w:left="2880" w:hanging="360"/>
-      </w:pPr>
-    </w:lvl>
-    <w:lvl w:ilvl="4" w:tentative="1">
-      <w:start w:val="1"/>
-      <w:numFmt w:val="decimal"/>
-      <w:lvlText w:val="%5."/>
-      <w:lvlJc w:val="left"/>
-      <w:pPr>
-        <w:tabs>
-          <w:tab w:val="num" w:pos="3600"/>
-        </w:tabs>
-        <w:ind w:left="3600" w:hanging="360"/>
-      </w:pPr>
-    </w:lvl>
-    <w:lvl w:ilvl="5" w:tentative="1">
-      <w:start w:val="1"/>
-      <w:numFmt w:val="decimal"/>
-      <w:lvlText w:val="%6."/>
-      <w:lvlJc w:val="left"/>
-      <w:pPr>
-        <w:tabs>
-          <w:tab w:val="num" w:pos="4320"/>
-        </w:tabs>
-        <w:ind w:left="4320" w:hanging="360"/>
-      </w:pPr>
-    </w:lvl>
-    <w:lvl w:ilvl="6" w:tentative="1">
-      <w:start w:val="1"/>
-      <w:numFmt w:val="decimal"/>
-      <w:lvlText w:val="%7."/>
-      <w:lvlJc w:val="left"/>
-      <w:pPr>
-        <w:tabs>
-          <w:tab w:val="num" w:pos="5040"/>
-        </w:tabs>
-        <w:ind w:left="5040" w:hanging="360"/>
-      </w:pPr>
-    </w:lvl>
-    <w:lvl w:ilvl="7" w:tentative="1">
-      <w:start w:val="1"/>
-      <w:numFmt w:val="decimal"/>
-      <w:lvlText w:val="%8."/>
-      <w:lvlJc w:val="left"/>
-      <w:pPr>
-        <w:tabs>
-          <w:tab w:val="num" w:pos="5760"/>
-        </w:tabs>
-        <w:ind w:left="5760" w:hanging="360"/>
-      </w:pPr>
-    </w:lvl>
-    <w:lvl w:ilvl="8" w:tentative="1">
-      <w:start w:val="1"/>
-      <w:numFmt w:val="decimal"/>
-      <w:lvlText w:val="%9."/>
-      <w:lvlJc w:val="left"/>
-      <w:pPr>
-        <w:tabs>
-          <w:tab w:val="num" w:pos="6480"/>
-        </w:tabs>
-        <w:ind w:left="6480" w:hanging="360"/>
-      </w:pPr>
-    </w:lvl>
-  </w:abstractNum>
-  <w:abstractNum w:abstractNumId="4" w15:restartNumberingAfterBreak="0">
-    <w:nsid w:val="4A4634D0"/>
-    <w:multiLevelType w:val="multilevel"/>
-    <w:tmpl w:val="BF06014C"/>
+    <w:tmpl w:val="54E68EE4"/>
     <w:lvl w:ilvl="0">
       <w:start w:val="1"/>
       <w:numFmt w:val="bullet"/>
@@ -15089,10 +14869,349 @@
       </w:rPr>
     </w:lvl>
   </w:abstractNum>
+  <w:abstractNum w:abstractNumId="3" w15:restartNumberingAfterBreak="0">
+    <w:nsid w:val="5D136DEF"/>
+    <w:multiLevelType w:val="multilevel"/>
+    <w:tmpl w:val="52865F3A"/>
+    <w:lvl w:ilvl="0">
+      <w:start w:val="1"/>
+      <w:numFmt w:val="decimal"/>
+      <w:lvlText w:val="%1."/>
+      <w:lvlJc w:val="left"/>
+      <w:pPr>
+        <w:tabs>
+          <w:tab w:val="num" w:pos="720"/>
+        </w:tabs>
+        <w:ind w:left="720" w:hanging="360"/>
+      </w:pPr>
+    </w:lvl>
+    <w:lvl w:ilvl="1" w:tentative="1">
+      <w:start w:val="1"/>
+      <w:numFmt w:val="decimal"/>
+      <w:lvlText w:val="%2."/>
+      <w:lvlJc w:val="left"/>
+      <w:pPr>
+        <w:tabs>
+          <w:tab w:val="num" w:pos="1440"/>
+        </w:tabs>
+        <w:ind w:left="1440" w:hanging="360"/>
+      </w:pPr>
+    </w:lvl>
+    <w:lvl w:ilvl="2" w:tentative="1">
+      <w:start w:val="1"/>
+      <w:numFmt w:val="decimal"/>
+      <w:lvlText w:val="%3."/>
+      <w:lvlJc w:val="left"/>
+      <w:pPr>
+        <w:tabs>
+          <w:tab w:val="num" w:pos="2160"/>
+        </w:tabs>
+        <w:ind w:left="2160" w:hanging="360"/>
+      </w:pPr>
+    </w:lvl>
+    <w:lvl w:ilvl="3" w:tentative="1">
+      <w:start w:val="1"/>
+      <w:numFmt w:val="decimal"/>
+      <w:lvlText w:val="%4."/>
+      <w:lvlJc w:val="left"/>
+      <w:pPr>
+        <w:tabs>
+          <w:tab w:val="num" w:pos="2880"/>
+        </w:tabs>
+        <w:ind w:left="2880" w:hanging="360"/>
+      </w:pPr>
+    </w:lvl>
+    <w:lvl w:ilvl="4" w:tentative="1">
+      <w:start w:val="1"/>
+      <w:numFmt w:val="decimal"/>
+      <w:lvlText w:val="%5."/>
+      <w:lvlJc w:val="left"/>
+      <w:pPr>
+        <w:tabs>
+          <w:tab w:val="num" w:pos="3600"/>
+        </w:tabs>
+        <w:ind w:left="3600" w:hanging="360"/>
+      </w:pPr>
+    </w:lvl>
+    <w:lvl w:ilvl="5" w:tentative="1">
+      <w:start w:val="1"/>
+      <w:numFmt w:val="decimal"/>
+      <w:lvlText w:val="%6."/>
+      <w:lvlJc w:val="left"/>
+      <w:pPr>
+        <w:tabs>
+          <w:tab w:val="num" w:pos="4320"/>
+        </w:tabs>
+        <w:ind w:left="4320" w:hanging="360"/>
+      </w:pPr>
+    </w:lvl>
+    <w:lvl w:ilvl="6" w:tentative="1">
+      <w:start w:val="1"/>
+      <w:numFmt w:val="decimal"/>
+      <w:lvlText w:val="%7."/>
+      <w:lvlJc w:val="left"/>
+      <w:pPr>
+        <w:tabs>
+          <w:tab w:val="num" w:pos="5040"/>
+        </w:tabs>
+        <w:ind w:left="5040" w:hanging="360"/>
+      </w:pPr>
+    </w:lvl>
+    <w:lvl w:ilvl="7" w:tentative="1">
+      <w:start w:val="1"/>
+      <w:numFmt w:val="decimal"/>
+      <w:lvlText w:val="%8."/>
+      <w:lvlJc w:val="left"/>
+      <w:pPr>
+        <w:tabs>
+          <w:tab w:val="num" w:pos="5760"/>
+        </w:tabs>
+        <w:ind w:left="5760" w:hanging="360"/>
+      </w:pPr>
+    </w:lvl>
+    <w:lvl w:ilvl="8" w:tentative="1">
+      <w:start w:val="1"/>
+      <w:numFmt w:val="decimal"/>
+      <w:lvlText w:val="%9."/>
+      <w:lvlJc w:val="left"/>
+      <w:pPr>
+        <w:tabs>
+          <w:tab w:val="num" w:pos="6480"/>
+        </w:tabs>
+        <w:ind w:left="6480" w:hanging="360"/>
+      </w:pPr>
+    </w:lvl>
+  </w:abstractNum>
+  <w:abstractNum w:abstractNumId="4" w15:restartNumberingAfterBreak="0">
+    <w:nsid w:val="639C1A00"/>
+    <w:multiLevelType w:val="multilevel"/>
+    <w:tmpl w:val="4246F680"/>
+    <w:lvl w:ilvl="0">
+      <w:start w:val="1"/>
+      <w:numFmt w:val="decimal"/>
+      <w:lvlText w:val="%1."/>
+      <w:lvlJc w:val="left"/>
+      <w:pPr>
+        <w:tabs>
+          <w:tab w:val="num" w:pos="720"/>
+        </w:tabs>
+        <w:ind w:left="720" w:hanging="360"/>
+      </w:pPr>
+    </w:lvl>
+    <w:lvl w:ilvl="1" w:tentative="1">
+      <w:start w:val="1"/>
+      <w:numFmt w:val="decimal"/>
+      <w:lvlText w:val="%2."/>
+      <w:lvlJc w:val="left"/>
+      <w:pPr>
+        <w:tabs>
+          <w:tab w:val="num" w:pos="1440"/>
+        </w:tabs>
+        <w:ind w:left="1440" w:hanging="360"/>
+      </w:pPr>
+    </w:lvl>
+    <w:lvl w:ilvl="2" w:tentative="1">
+      <w:start w:val="1"/>
+      <w:numFmt w:val="decimal"/>
+      <w:lvlText w:val="%3."/>
+      <w:lvlJc w:val="left"/>
+      <w:pPr>
+        <w:tabs>
+          <w:tab w:val="num" w:pos="2160"/>
+        </w:tabs>
+        <w:ind w:left="2160" w:hanging="360"/>
+      </w:pPr>
+    </w:lvl>
+    <w:lvl w:ilvl="3" w:tentative="1">
+      <w:start w:val="1"/>
+      <w:numFmt w:val="decimal"/>
+      <w:lvlText w:val="%4."/>
+      <w:lvlJc w:val="left"/>
+      <w:pPr>
+        <w:tabs>
+          <w:tab w:val="num" w:pos="2880"/>
+        </w:tabs>
+        <w:ind w:left="2880" w:hanging="360"/>
+      </w:pPr>
+    </w:lvl>
+    <w:lvl w:ilvl="4" w:tentative="1">
+      <w:start w:val="1"/>
+      <w:numFmt w:val="decimal"/>
+      <w:lvlText w:val="%5."/>
+      <w:lvlJc w:val="left"/>
+      <w:pPr>
+        <w:tabs>
+          <w:tab w:val="num" w:pos="3600"/>
+        </w:tabs>
+        <w:ind w:left="3600" w:hanging="360"/>
+      </w:pPr>
+    </w:lvl>
+    <w:lvl w:ilvl="5" w:tentative="1">
+      <w:start w:val="1"/>
+      <w:numFmt w:val="decimal"/>
+      <w:lvlText w:val="%6."/>
+      <w:lvlJc w:val="left"/>
+      <w:pPr>
+        <w:tabs>
+          <w:tab w:val="num" w:pos="4320"/>
+        </w:tabs>
+        <w:ind w:left="4320" w:hanging="360"/>
+      </w:pPr>
+    </w:lvl>
+    <w:lvl w:ilvl="6" w:tentative="1">
+      <w:start w:val="1"/>
+      <w:numFmt w:val="decimal"/>
+      <w:lvlText w:val="%7."/>
+      <w:lvlJc w:val="left"/>
+      <w:pPr>
+        <w:tabs>
+          <w:tab w:val="num" w:pos="5040"/>
+        </w:tabs>
+        <w:ind w:left="5040" w:hanging="360"/>
+      </w:pPr>
+    </w:lvl>
+    <w:lvl w:ilvl="7" w:tentative="1">
+      <w:start w:val="1"/>
+      <w:numFmt w:val="decimal"/>
+      <w:lvlText w:val="%8."/>
+      <w:lvlJc w:val="left"/>
+      <w:pPr>
+        <w:tabs>
+          <w:tab w:val="num" w:pos="5760"/>
+        </w:tabs>
+        <w:ind w:left="5760" w:hanging="360"/>
+      </w:pPr>
+    </w:lvl>
+    <w:lvl w:ilvl="8" w:tentative="1">
+      <w:start w:val="1"/>
+      <w:numFmt w:val="decimal"/>
+      <w:lvlText w:val="%9."/>
+      <w:lvlJc w:val="left"/>
+      <w:pPr>
+        <w:tabs>
+          <w:tab w:val="num" w:pos="6480"/>
+        </w:tabs>
+        <w:ind w:left="6480" w:hanging="360"/>
+      </w:pPr>
+    </w:lvl>
+  </w:abstractNum>
   <w:abstractNum w:abstractNumId="5" w15:restartNumberingAfterBreak="0">
-    <w:nsid w:val="599A2AF6"/>
+    <w:nsid w:val="6CFB19C6"/>
     <w:multiLevelType w:val="multilevel"/>
-    <w:tmpl w:val="1DA480E4"/>
+    <w:tmpl w:val="13064FF8"/>
+    <w:lvl w:ilvl="0">
+      <w:start w:val="1"/>
+      <w:numFmt w:val="decimal"/>
+      <w:lvlText w:val="%1."/>
+      <w:lvlJc w:val="left"/>
+      <w:pPr>
+        <w:tabs>
+          <w:tab w:val="num" w:pos="720"/>
+        </w:tabs>
+        <w:ind w:left="720" w:hanging="360"/>
+      </w:pPr>
+    </w:lvl>
+    <w:lvl w:ilvl="1" w:tentative="1">
+      <w:start w:val="1"/>
+      <w:numFmt w:val="decimal"/>
+      <w:lvlText w:val="%2."/>
+      <w:lvlJc w:val="left"/>
+      <w:pPr>
+        <w:tabs>
+          <w:tab w:val="num" w:pos="1440"/>
+        </w:tabs>
+        <w:ind w:left="1440" w:hanging="360"/>
+      </w:pPr>
+    </w:lvl>
+    <w:lvl w:ilvl="2" w:tentative="1">
+      <w:start w:val="1"/>
+      <w:numFmt w:val="decimal"/>
+      <w:lvlText w:val="%3."/>
+      <w:lvlJc w:val="left"/>
+      <w:pPr>
+        <w:tabs>
+          <w:tab w:val="num" w:pos="2160"/>
+        </w:tabs>
+        <w:ind w:left="2160" w:hanging="360"/>
+      </w:pPr>
+    </w:lvl>
+    <w:lvl w:ilvl="3" w:tentative="1">
+      <w:start w:val="1"/>
+      <w:numFmt w:val="decimal"/>
+      <w:lvlText w:val="%4."/>
+      <w:lvlJc w:val="left"/>
+      <w:pPr>
+        <w:tabs>
+          <w:tab w:val="num" w:pos="2880"/>
+        </w:tabs>
+        <w:ind w:left="2880" w:hanging="360"/>
+      </w:pPr>
+    </w:lvl>
+    <w:lvl w:ilvl="4" w:tentative="1">
+      <w:start w:val="1"/>
+      <w:numFmt w:val="decimal"/>
+      <w:lvlText w:val="%5."/>
+      <w:lvlJc w:val="left"/>
+      <w:pPr>
+        <w:tabs>
+          <w:tab w:val="num" w:pos="3600"/>
+        </w:tabs>
+        <w:ind w:left="3600" w:hanging="360"/>
+      </w:pPr>
+    </w:lvl>
+    <w:lvl w:ilvl="5" w:tentative="1">
+      <w:start w:val="1"/>
+      <w:numFmt w:val="decimal"/>
+      <w:lvlText w:val="%6."/>
+      <w:lvlJc w:val="left"/>
+      <w:pPr>
+        <w:tabs>
+          <w:tab w:val="num" w:pos="4320"/>
+        </w:tabs>
+        <w:ind w:left="4320" w:hanging="360"/>
+      </w:pPr>
+    </w:lvl>
+    <w:lvl w:ilvl="6" w:tentative="1">
+      <w:start w:val="1"/>
+      <w:numFmt w:val="decimal"/>
+      <w:lvlText w:val="%7."/>
+      <w:lvlJc w:val="left"/>
+      <w:pPr>
+        <w:tabs>
+          <w:tab w:val="num" w:pos="5040"/>
+        </w:tabs>
+        <w:ind w:left="5040" w:hanging="360"/>
+      </w:pPr>
+    </w:lvl>
+    <w:lvl w:ilvl="7" w:tentative="1">
+      <w:start w:val="1"/>
+      <w:numFmt w:val="decimal"/>
+      <w:lvlText w:val="%8."/>
+      <w:lvlJc w:val="left"/>
+      <w:pPr>
+        <w:tabs>
+          <w:tab w:val="num" w:pos="5760"/>
+        </w:tabs>
+        <w:ind w:left="5760" w:hanging="360"/>
+      </w:pPr>
+    </w:lvl>
+    <w:lvl w:ilvl="8" w:tentative="1">
+      <w:start w:val="1"/>
+      <w:numFmt w:val="decimal"/>
+      <w:lvlText w:val="%9."/>
+      <w:lvlJc w:val="left"/>
+      <w:pPr>
+        <w:tabs>
+          <w:tab w:val="num" w:pos="6480"/>
+        </w:tabs>
+        <w:ind w:left="6480" w:hanging="360"/>
+      </w:pPr>
+    </w:lvl>
+  </w:abstractNum>
+  <w:abstractNum w:abstractNumId="6" w15:restartNumberingAfterBreak="0">
+    <w:nsid w:val="6FAD7E73"/>
+    <w:multiLevelType w:val="multilevel"/>
+    <w:tmpl w:val="F776FB34"/>
     <w:lvl w:ilvl="0">
       <w:start w:val="1"/>
       <w:numFmt w:val="bullet"/>
@@ -15238,139 +15357,26 @@
       </w:rPr>
     </w:lvl>
   </w:abstractNum>
-  <w:abstractNum w:abstractNumId="6" w15:restartNumberingAfterBreak="0">
-    <w:nsid w:val="6EB2775C"/>
-    <w:multiLevelType w:val="multilevel"/>
-    <w:tmpl w:val="86F63306"/>
-    <w:lvl w:ilvl="0">
-      <w:start w:val="1"/>
-      <w:numFmt w:val="decimal"/>
-      <w:lvlText w:val="%1."/>
-      <w:lvlJc w:val="left"/>
-      <w:pPr>
-        <w:tabs>
-          <w:tab w:val="num" w:pos="720"/>
-        </w:tabs>
-        <w:ind w:left="720" w:hanging="360"/>
-      </w:pPr>
-    </w:lvl>
-    <w:lvl w:ilvl="1" w:tentative="1">
-      <w:start w:val="1"/>
-      <w:numFmt w:val="decimal"/>
-      <w:lvlText w:val="%2."/>
-      <w:lvlJc w:val="left"/>
-      <w:pPr>
-        <w:tabs>
-          <w:tab w:val="num" w:pos="1440"/>
-        </w:tabs>
-        <w:ind w:left="1440" w:hanging="360"/>
-      </w:pPr>
-    </w:lvl>
-    <w:lvl w:ilvl="2" w:tentative="1">
-      <w:start w:val="1"/>
-      <w:numFmt w:val="decimal"/>
-      <w:lvlText w:val="%3."/>
-      <w:lvlJc w:val="left"/>
-      <w:pPr>
-        <w:tabs>
-          <w:tab w:val="num" w:pos="2160"/>
-        </w:tabs>
-        <w:ind w:left="2160" w:hanging="360"/>
-      </w:pPr>
-    </w:lvl>
-    <w:lvl w:ilvl="3" w:tentative="1">
-      <w:start w:val="1"/>
-      <w:numFmt w:val="decimal"/>
-      <w:lvlText w:val="%4."/>
-      <w:lvlJc w:val="left"/>
-      <w:pPr>
-        <w:tabs>
-          <w:tab w:val="num" w:pos="2880"/>
-        </w:tabs>
-        <w:ind w:left="2880" w:hanging="360"/>
-      </w:pPr>
-    </w:lvl>
-    <w:lvl w:ilvl="4" w:tentative="1">
-      <w:start w:val="1"/>
-      <w:numFmt w:val="decimal"/>
-      <w:lvlText w:val="%5."/>
-      <w:lvlJc w:val="left"/>
-      <w:pPr>
-        <w:tabs>
-          <w:tab w:val="num" w:pos="3600"/>
-        </w:tabs>
-        <w:ind w:left="3600" w:hanging="360"/>
-      </w:pPr>
-    </w:lvl>
-    <w:lvl w:ilvl="5" w:tentative="1">
-      <w:start w:val="1"/>
-      <w:numFmt w:val="decimal"/>
-      <w:lvlText w:val="%6."/>
-      <w:lvlJc w:val="left"/>
-      <w:pPr>
-        <w:tabs>
-          <w:tab w:val="num" w:pos="4320"/>
-        </w:tabs>
-        <w:ind w:left="4320" w:hanging="360"/>
-      </w:pPr>
-    </w:lvl>
-    <w:lvl w:ilvl="6" w:tentative="1">
-      <w:start w:val="1"/>
-      <w:numFmt w:val="decimal"/>
-      <w:lvlText w:val="%7."/>
-      <w:lvlJc w:val="left"/>
-      <w:pPr>
-        <w:tabs>
-          <w:tab w:val="num" w:pos="5040"/>
-        </w:tabs>
-        <w:ind w:left="5040" w:hanging="360"/>
-      </w:pPr>
-    </w:lvl>
-    <w:lvl w:ilvl="7" w:tentative="1">
-      <w:start w:val="1"/>
-      <w:numFmt w:val="decimal"/>
-      <w:lvlText w:val="%8."/>
-      <w:lvlJc w:val="left"/>
-      <w:pPr>
-        <w:tabs>
-          <w:tab w:val="num" w:pos="5760"/>
-        </w:tabs>
-        <w:ind w:left="5760" w:hanging="360"/>
-      </w:pPr>
-    </w:lvl>
-    <w:lvl w:ilvl="8" w:tentative="1">
-      <w:start w:val="1"/>
-      <w:numFmt w:val="decimal"/>
-      <w:lvlText w:val="%9."/>
-      <w:lvlJc w:val="left"/>
-      <w:pPr>
-        <w:tabs>
-          <w:tab w:val="num" w:pos="6480"/>
-        </w:tabs>
-        <w:ind w:left="6480" w:hanging="360"/>
-      </w:pPr>
-    </w:lvl>
-  </w:abstractNum>
-  <w:num w:numId="1" w16cid:durableId="657807705">
+  <w:num w:numId="1" w16cid:durableId="1347823467">
+    <w:abstractNumId w:val="6"/>
+  </w:num>
+  <w:num w:numId="2" w16cid:durableId="1641424585">
+    <w:abstractNumId w:val="3"/>
+  </w:num>
+  <w:num w:numId="3" w16cid:durableId="888033239">
+    <w:abstractNumId w:val="2"/>
+  </w:num>
+  <w:num w:numId="4" w16cid:durableId="1253854921">
+    <w:abstractNumId w:val="1"/>
+  </w:num>
+  <w:num w:numId="5" w16cid:durableId="441805594">
     <w:abstractNumId w:val="5"/>
   </w:num>
-  <w:num w:numId="2" w16cid:durableId="64572209">
+  <w:num w:numId="6" w16cid:durableId="1705670962">
     <w:abstractNumId w:val="0"/>
   </w:num>
-  <w:num w:numId="3" w16cid:durableId="52193949">
-    <w:abstractNumId w:val="2"/>
-  </w:num>
-  <w:num w:numId="4" w16cid:durableId="330378971">
+  <w:num w:numId="7" w16cid:durableId="227230576">
     <w:abstractNumId w:val="4"/>
-  </w:num>
-  <w:num w:numId="5" w16cid:durableId="1584492829">
-    <w:abstractNumId w:val="6"/>
-  </w:num>
-  <w:num w:numId="6" w16cid:durableId="764493336">
-    <w:abstractNumId w:val="3"/>
-  </w:num>
-  <w:num w:numId="7" w16cid:durableId="1460152175">
-    <w:abstractNumId w:val="1"/>
   </w:num>
 </w:numbering>
 </file>
@@ -16131,7 +16137,7 @@
     <w:autoRedefine/>
     <w:uiPriority w:val="39"/>
     <w:unhideWhenUsed/>
-    <w:rsid w:val="00FF1161"/>
+    <w:rsid w:val="00CE2020"/>
     <w:pPr>
       <w:spacing w:after="100"/>
     </w:pPr>
@@ -16143,7 +16149,7 @@
     <w:autoRedefine/>
     <w:uiPriority w:val="39"/>
     <w:unhideWhenUsed/>
-    <w:rsid w:val="00FF1161"/>
+    <w:rsid w:val="00CE2020"/>
     <w:pPr>
       <w:spacing w:after="100"/>
       <w:ind w:left="240"/>
@@ -16156,7 +16162,7 @@
     <w:autoRedefine/>
     <w:uiPriority w:val="39"/>
     <w:unhideWhenUsed/>
-    <w:rsid w:val="00FF1161"/>
+    <w:rsid w:val="00CE2020"/>
     <w:pPr>
       <w:spacing w:after="100"/>
       <w:ind w:left="480"/>
